--- a/Linux/ao_hoa/A__aohoa_serveroodo.docx
+++ b/Linux/ao_hoa/A__aohoa_serveroodo.docx
@@ -7,8 +7,1705 @@
         <w:jc w:val="both"/>
         <w:rPr>
           <w:b/>
-        </w:rPr>
-      </w:pPr>
+          <w:color w:val="0051C2"/>
+        </w:rPr>
+      </w:pPr>
+      <w:r>
+        <w:rPr>
+          <w:b/>
+          <w:color w:val="0051C2"/>
+          <w:highlight w:val="yellow"/>
+        </w:rPr>
+        <w:t>+ Tạo ổ VG cho sdb</w:t>
+      </w:r>
+      <w:r>
+        <w:rPr>
+          <w:b/>
+          <w:color w:val="0051C2"/>
+        </w:rPr>
+        <w:t xml:space="preserve"> </w:t>
+      </w:r>
+    </w:p>
+    <w:p>
+      <w:pPr>
+        <w:jc w:val="both"/>
+        <w:rPr>
+          <w:color w:val="0051C2"/>
+        </w:rPr>
+      </w:pPr>
+      <w:r>
+        <w:t># Xóa chữ ký cũ (nếu chắc chắn ổ không có dữ liệu cần giữ)</w:t>
+      </w:r>
+    </w:p>
+    <w:p>
+      <w:pPr>
+        <w:jc w:val="both"/>
+        <w:rPr>
+          <w:color w:val="008000"/>
+        </w:rPr>
+      </w:pPr>
+      <w:r>
+        <w:rPr>
+          <w:color w:val="0051C2"/>
+        </w:rPr>
+        <w:tab/>
+      </w:r>
+      <w:r>
+        <w:rPr>
+          <w:color w:val="0051C2"/>
+        </w:rPr>
+        <w:t>sudo</w:t>
+      </w:r>
+      <w:r>
+        <w:t xml:space="preserve"> </w:t>
+      </w:r>
+      <w:r>
+        <w:rPr>
+          <w:color w:val="008000"/>
+        </w:rPr>
+        <w:t>wipefs</w:t>
+      </w:r>
+      <w:r>
+        <w:t xml:space="preserve"> </w:t>
+      </w:r>
+      <w:r>
+        <w:rPr>
+          <w:color w:val="008000"/>
+        </w:rPr>
+        <w:t>-a</w:t>
+      </w:r>
+      <w:r>
+        <w:t xml:space="preserve"> </w:t>
+      </w:r>
+      <w:r>
+        <w:rPr>
+          <w:color w:val="008000"/>
+        </w:rPr>
+        <w:t>/dev/sdb</w:t>
+      </w:r>
+    </w:p>
+    <w:p>
+      <w:pPr>
+        <w:jc w:val="both"/>
+      </w:pPr>
+      <w:r>
+        <w:t># Tạo PV</w:t>
+      </w:r>
+    </w:p>
+    <w:p>
+      <w:pPr>
+        <w:ind w:firstLine="720"/>
+        <w:jc w:val="both"/>
+        <w:rPr>
+          <w:color w:val="008000"/>
+        </w:rPr>
+      </w:pPr>
+      <w:r>
+        <w:rPr>
+          <w:color w:val="0051C2"/>
+        </w:rPr>
+        <w:t>sudo</w:t>
+      </w:r>
+      <w:r>
+        <w:t xml:space="preserve"> </w:t>
+      </w:r>
+      <w:r>
+        <w:rPr>
+          <w:color w:val="008000"/>
+        </w:rPr>
+        <w:t>pvcreate</w:t>
+      </w:r>
+      <w:r>
+        <w:t xml:space="preserve"> </w:t>
+      </w:r>
+      <w:r>
+        <w:rPr>
+          <w:color w:val="008000"/>
+        </w:rPr>
+        <w:t>/dev/sdb</w:t>
+      </w:r>
+    </w:p>
+    <w:p>
+      <w:pPr>
+        <w:jc w:val="both"/>
+      </w:pPr>
+      <w:r>
+        <w:t># Tạ</w:t>
+      </w:r>
+      <w:r>
+        <w:t>o VG</w:t>
+      </w:r>
+    </w:p>
+    <w:p>
+      <w:pPr>
+        <w:ind w:firstLine="720"/>
+        <w:jc w:val="both"/>
+        <w:rPr>
+          <w:color w:val="008000"/>
+        </w:rPr>
+      </w:pPr>
+      <w:r>
+        <w:rPr>
+          <w:color w:val="0051C2"/>
+        </w:rPr>
+        <w:t>sudo</w:t>
+      </w:r>
+      <w:r>
+        <w:t xml:space="preserve"> </w:t>
+      </w:r>
+      <w:r>
+        <w:rPr>
+          <w:color w:val="008000"/>
+        </w:rPr>
+        <w:t>vgcreate</w:t>
+      </w:r>
+      <w:r>
+        <w:t xml:space="preserve"> </w:t>
+      </w:r>
+      <w:r>
+        <w:rPr>
+          <w:color w:val="008000"/>
+        </w:rPr>
+        <w:t>vg-sdb</w:t>
+      </w:r>
+    </w:p>
+    <w:p>
+      <w:pPr>
+        <w:jc w:val="both"/>
+      </w:pPr>
+      <w:r>
+        <w:rPr>
+          <w:color w:val="6E7687"/>
+        </w:rPr>
+        <w:t># Tạo LV dùng toàn bộ vg-sdb</w:t>
+      </w:r>
+      <w:r>
+        <w:t xml:space="preserve"> </w:t>
+      </w:r>
+    </w:p>
+    <w:p>
+      <w:pPr>
+        <w:ind w:firstLine="720"/>
+        <w:jc w:val="both"/>
+      </w:pPr>
+      <w:r>
+        <w:rPr>
+          <w:color w:val="0051C2"/>
+        </w:rPr>
+        <w:t>sudo</w:t>
+      </w:r>
+      <w:r>
+        <w:t xml:space="preserve"> </w:t>
+      </w:r>
+      <w:r>
+        <w:rPr>
+          <w:color w:val="008000"/>
+        </w:rPr>
+        <w:t>lvcreate</w:t>
+      </w:r>
+      <w:r>
+        <w:t xml:space="preserve"> </w:t>
+      </w:r>
+      <w:r>
+        <w:rPr>
+          <w:color w:val="008000"/>
+        </w:rPr>
+        <w:t>-l</w:t>
+      </w:r>
+      <w:r>
+        <w:t xml:space="preserve"> </w:t>
+      </w:r>
+      <w:r>
+        <w:rPr>
+          <w:color w:val="008000"/>
+        </w:rPr>
+        <w:t>100%FREE</w:t>
+      </w:r>
+      <w:r>
+        <w:t xml:space="preserve"> </w:t>
+      </w:r>
+      <w:r>
+        <w:rPr>
+          <w:color w:val="008000"/>
+        </w:rPr>
+        <w:t>-n</w:t>
+      </w:r>
+      <w:r>
+        <w:t xml:space="preserve"> </w:t>
+      </w:r>
+      <w:r>
+        <w:rPr>
+          <w:color w:val="008000"/>
+        </w:rPr>
+        <w:t>lv-sdb</w:t>
+      </w:r>
+      <w:r>
+        <w:t xml:space="preserve"> </w:t>
+      </w:r>
+      <w:r>
+        <w:rPr>
+          <w:color w:val="008000"/>
+        </w:rPr>
+        <w:t>vg-sdb</w:t>
+      </w:r>
+    </w:p>
+    <w:p>
+      <w:pPr>
+        <w:jc w:val="both"/>
+      </w:pPr>
+      <w:r>
+        <w:rPr>
+          <w:color w:val="6E7687"/>
+        </w:rPr>
+        <w:t># Định dạng ext4</w:t>
+      </w:r>
+      <w:r>
+        <w:t xml:space="preserve"> </w:t>
+      </w:r>
+    </w:p>
+    <w:p>
+      <w:pPr>
+        <w:ind w:firstLine="720"/>
+        <w:jc w:val="both"/>
+        <w:rPr>
+          <w:color w:val="008000"/>
+        </w:rPr>
+      </w:pPr>
+      <w:r>
+        <w:rPr>
+          <w:color w:val="0051C2"/>
+        </w:rPr>
+        <w:t>sudo</w:t>
+      </w:r>
+      <w:r>
+        <w:t xml:space="preserve"> </w:t>
+      </w:r>
+      <w:r>
+        <w:rPr>
+          <w:color w:val="008000"/>
+        </w:rPr>
+        <w:t>mkfs.ext4</w:t>
+      </w:r>
+      <w:r>
+        <w:t xml:space="preserve"> </w:t>
+      </w:r>
+      <w:r>
+        <w:rPr>
+          <w:color w:val="008000"/>
+        </w:rPr>
+        <w:t>/dev/vg-sdb/lv-sdb</w:t>
+      </w:r>
+    </w:p>
+    <w:p>
+      <w:pPr>
+        <w:jc w:val="both"/>
+      </w:pPr>
+      <w:r>
+        <w:rPr>
+          <w:color w:val="6E7687"/>
+        </w:rPr>
+        <w:t># Tạo thư mục và mount</w:t>
+      </w:r>
+      <w:r>
+        <w:t xml:space="preserve"> </w:t>
+      </w:r>
+    </w:p>
+    <w:p>
+      <w:pPr>
+        <w:ind w:firstLine="720"/>
+        <w:jc w:val="both"/>
+      </w:pPr>
+      <w:r>
+        <w:rPr>
+          <w:color w:val="0051C2"/>
+        </w:rPr>
+        <w:t>sudo</w:t>
+      </w:r>
+      <w:r>
+        <w:t xml:space="preserve"> </w:t>
+      </w:r>
+      <w:r>
+        <w:rPr>
+          <w:color w:val="008000"/>
+        </w:rPr>
+        <w:t>mkdir</w:t>
+      </w:r>
+      <w:r>
+        <w:t xml:space="preserve"> </w:t>
+      </w:r>
+      <w:r>
+        <w:rPr>
+          <w:color w:val="008000"/>
+        </w:rPr>
+        <w:t>-p</w:t>
+      </w:r>
+      <w:r>
+        <w:t xml:space="preserve"> </w:t>
+      </w:r>
+      <w:r>
+        <w:rPr>
+          <w:color w:val="008000"/>
+        </w:rPr>
+        <w:t>/</w:t>
+      </w:r>
+      <w:r>
+        <w:rPr>
+          <w:color w:val="008000"/>
+        </w:rPr>
+        <w:t>volume_b</w:t>
+      </w:r>
+      <w:r>
+        <w:t xml:space="preserve"> </w:t>
+      </w:r>
+    </w:p>
+    <w:p>
+      <w:pPr>
+        <w:ind w:firstLine="720"/>
+        <w:jc w:val="both"/>
+        <w:rPr>
+          <w:color w:val="008000"/>
+        </w:rPr>
+      </w:pPr>
+      <w:r>
+        <w:rPr>
+          <w:color w:val="0051C2"/>
+        </w:rPr>
+        <w:t>sudo</w:t>
+      </w:r>
+      <w:r>
+        <w:t xml:space="preserve"> </w:t>
+      </w:r>
+      <w:r>
+        <w:rPr>
+          <w:color w:val="008000"/>
+        </w:rPr>
+        <w:t>mount</w:t>
+      </w:r>
+      <w:r>
+        <w:t xml:space="preserve"> </w:t>
+      </w:r>
+      <w:r>
+        <w:rPr>
+          <w:color w:val="008000"/>
+        </w:rPr>
+        <w:t>/dev/vg-sdb/lv-sdb</w:t>
+      </w:r>
+      <w:r>
+        <w:t xml:space="preserve"> </w:t>
+      </w:r>
+      <w:r>
+        <w:rPr>
+          <w:color w:val="008000"/>
+        </w:rPr>
+        <w:t>/</w:t>
+      </w:r>
+      <w:r>
+        <w:rPr>
+          <w:color w:val="008000"/>
+        </w:rPr>
+        <w:t>volume</w:t>
+      </w:r>
+      <w:r>
+        <w:rPr>
+          <w:color w:val="008000"/>
+        </w:rPr>
+        <w:t>_</w:t>
+      </w:r>
+      <w:r>
+        <w:rPr>
+          <w:color w:val="008000"/>
+        </w:rPr>
+        <w:t>b</w:t>
+      </w:r>
+    </w:p>
+    <w:p>
+      <w:pPr>
+        <w:jc w:val="both"/>
+      </w:pPr>
+      <w:r>
+        <w:rPr>
+          <w:color w:val="6E7687"/>
+        </w:rPr>
+        <w:t># Tự động mount khi khởi động</w:t>
+      </w:r>
+      <w:r>
+        <w:t xml:space="preserve"> </w:t>
+      </w:r>
+    </w:p>
+    <w:p>
+      <w:pPr>
+        <w:ind w:firstLine="720"/>
+        <w:jc w:val="both"/>
+        <w:rPr>
+          <w:color w:val="008000"/>
+        </w:rPr>
+      </w:pPr>
+      <w:r>
+        <w:rPr>
+          <w:color w:val="0051C2"/>
+        </w:rPr>
+        <w:t>echo</w:t>
+      </w:r>
+      <w:r>
+        <w:t xml:space="preserve"> </w:t>
+      </w:r>
+      <w:r>
+        <w:rPr>
+          <w:color w:val="008000"/>
+        </w:rPr>
+        <w:t>'/dev/vg-sdb/lv-sdb /volume_b</w:t>
+      </w:r>
+      <w:r>
+        <w:t xml:space="preserve"> </w:t>
+      </w:r>
+      <w:r>
+        <w:rPr>
+          <w:color w:val="008000"/>
+        </w:rPr>
+        <w:t xml:space="preserve"> ext4 defaults,nofail 0 2'</w:t>
+      </w:r>
+      <w:r>
+        <w:t xml:space="preserve"> | </w:t>
+      </w:r>
+      <w:r>
+        <w:rPr>
+          <w:color w:val="0051C2"/>
+        </w:rPr>
+        <w:t>sudo</w:t>
+      </w:r>
+      <w:r>
+        <w:t xml:space="preserve"> </w:t>
+      </w:r>
+      <w:r>
+        <w:rPr>
+          <w:color w:val="008000"/>
+        </w:rPr>
+        <w:t>tee</w:t>
+      </w:r>
+      <w:r>
+        <w:t xml:space="preserve"> </w:t>
+      </w:r>
+      <w:r>
+        <w:rPr>
+          <w:color w:val="008000"/>
+        </w:rPr>
+        <w:t>-a</w:t>
+      </w:r>
+      <w:r>
+        <w:t xml:space="preserve"> </w:t>
+      </w:r>
+      <w:r>
+        <w:rPr>
+          <w:color w:val="008000"/>
+        </w:rPr>
+        <w:t>/etc/fstab</w:t>
+      </w:r>
+    </w:p>
+    <w:p>
+      <w:pPr>
+        <w:jc w:val="both"/>
+      </w:pPr>
+      <w:r>
+        <w:rPr>
+          <w:color w:val="6E7687"/>
+        </w:rPr>
+        <w:t># Kiểm tra</w:t>
+      </w:r>
+      <w:r>
+        <w:t xml:space="preserve"> </w:t>
+      </w:r>
+    </w:p>
+    <w:p>
+      <w:pPr>
+        <w:ind w:firstLine="720"/>
+        <w:jc w:val="both"/>
+      </w:pPr>
+      <w:r>
+        <w:rPr>
+          <w:color w:val="0051C2"/>
+        </w:rPr>
+        <w:t>sudo</w:t>
+      </w:r>
+      <w:r>
+        <w:t xml:space="preserve"> </w:t>
+      </w:r>
+      <w:r>
+        <w:rPr>
+          <w:color w:val="008000"/>
+        </w:rPr>
+        <w:t>mount</w:t>
+      </w:r>
+      <w:r>
+        <w:t xml:space="preserve"> </w:t>
+      </w:r>
+      <w:r>
+        <w:rPr>
+          <w:color w:val="008000"/>
+        </w:rPr>
+        <w:t>-a</w:t>
+      </w:r>
+      <w:r>
+        <w:t xml:space="preserve"> </w:t>
+      </w:r>
+    </w:p>
+    <w:p>
+      <w:pPr>
+        <w:ind w:firstLine="720"/>
+        <w:jc w:val="both"/>
+        <w:rPr>
+          <w:color w:val="008000"/>
+        </w:rPr>
+      </w:pPr>
+      <w:r>
+        <w:rPr>
+          <w:color w:val="0051C2"/>
+        </w:rPr>
+        <w:t>df</w:t>
+      </w:r>
+      <w:r>
+        <w:t xml:space="preserve"> </w:t>
+      </w:r>
+      <w:r>
+        <w:rPr>
+          <w:color w:val="008000"/>
+        </w:rPr>
+        <w:t>-h</w:t>
+      </w:r>
+      <w:r>
+        <w:t xml:space="preserve"> </w:t>
+      </w:r>
+      <w:r>
+        <w:rPr>
+          <w:color w:val="008000"/>
+        </w:rPr>
+        <w:t>/</w:t>
+      </w:r>
+      <w:r>
+        <w:rPr>
+          <w:color w:val="008000"/>
+        </w:rPr>
+        <w:t xml:space="preserve"> </w:t>
+      </w:r>
+      <w:r>
+        <w:rPr>
+          <w:color w:val="008000"/>
+        </w:rPr>
+        <w:t>volume_b</w:t>
+      </w:r>
+    </w:p>
+    <w:p>
+      <w:pPr>
+        <w:jc w:val="both"/>
+        <w:rPr>
+          <w:b/>
+          <w:color w:val="008000"/>
+        </w:rPr>
+      </w:pPr>
+      <w:r>
+        <w:rPr>
+          <w:b/>
+          <w:color w:val="008000"/>
+          <w:highlight w:val="yellow"/>
+        </w:rPr>
+        <w:t>Trường hợp sau  này cần mở rộng sdb</w:t>
+      </w:r>
+      <w:r>
+        <w:rPr>
+          <w:b/>
+          <w:color w:val="008000"/>
+        </w:rPr>
+        <w:t xml:space="preserve"> </w:t>
+      </w:r>
+    </w:p>
+    <w:p>
+      <w:pPr>
+        <w:pStyle w:val="NormalWeb"/>
+      </w:pPr>
+      <w:r>
+        <w:rPr>
+          <w:bCs/>
+        </w:rPr>
+        <w:t>Thêm ổ vào vg-sdb</w:t>
+      </w:r>
+    </w:p>
+    <w:p>
+      <w:pPr>
+        <w:tabs>
+          <w:tab w:val="left" w:pos="916"/>
+          <w:tab w:val="left" w:pos="1832"/>
+          <w:tab w:val="left" w:pos="2748"/>
+          <w:tab w:val="left" w:pos="3664"/>
+          <w:tab w:val="left" w:pos="4580"/>
+          <w:tab w:val="left" w:pos="5496"/>
+          <w:tab w:val="left" w:pos="6412"/>
+          <w:tab w:val="left" w:pos="7328"/>
+          <w:tab w:val="left" w:pos="8244"/>
+          <w:tab w:val="left" w:pos="9160"/>
+          <w:tab w:val="left" w:pos="10076"/>
+          <w:tab w:val="left" w:pos="10992"/>
+          <w:tab w:val="left" w:pos="11908"/>
+          <w:tab w:val="left" w:pos="12824"/>
+          <w:tab w:val="left" w:pos="13740"/>
+          <w:tab w:val="left" w:pos="14656"/>
+        </w:tabs>
+        <w:spacing w:after="0" w:line="240" w:lineRule="auto"/>
+        <w:ind w:left="720"/>
+        <w:rPr>
+          <w:rFonts w:ascii="var(--font-mono)" w:eastAsia="Times New Roman" w:hAnsi="var(--font-mono)" w:cs="Courier New"/>
+          <w:color w:val="14181F"/>
+          <w:sz w:val="20"/>
+          <w:szCs w:val="20"/>
+        </w:rPr>
+      </w:pPr>
+      <w:r>
+        <w:rPr>
+          <w:rFonts w:ascii="var(--font-mono)" w:eastAsia="Times New Roman" w:hAnsi="var(--font-mono)" w:cs="Courier New"/>
+          <w:color w:val="0051C2"/>
+          <w:sz w:val="20"/>
+          <w:szCs w:val="20"/>
+        </w:rPr>
+        <w:t>sudo</w:t>
+      </w:r>
+      <w:r>
+        <w:rPr>
+          <w:rFonts w:ascii="var(--font-mono)" w:eastAsia="Times New Roman" w:hAnsi="var(--font-mono)" w:cs="Courier New"/>
+          <w:color w:val="14181F"/>
+          <w:sz w:val="20"/>
+          <w:szCs w:val="20"/>
+        </w:rPr>
+        <w:t xml:space="preserve"> </w:t>
+      </w:r>
+      <w:r>
+        <w:rPr>
+          <w:rFonts w:ascii="var(--font-mono)" w:eastAsia="Times New Roman" w:hAnsi="var(--font-mono)" w:cs="Courier New"/>
+          <w:color w:val="008000"/>
+          <w:sz w:val="20"/>
+          <w:szCs w:val="20"/>
+        </w:rPr>
+        <w:t>wipefs</w:t>
+      </w:r>
+      <w:r>
+        <w:rPr>
+          <w:rFonts w:ascii="var(--font-mono)" w:eastAsia="Times New Roman" w:hAnsi="var(--font-mono)" w:cs="Courier New"/>
+          <w:color w:val="14181F"/>
+          <w:sz w:val="20"/>
+          <w:szCs w:val="20"/>
+        </w:rPr>
+        <w:t xml:space="preserve"> </w:t>
+      </w:r>
+      <w:r>
+        <w:rPr>
+          <w:rFonts w:ascii="var(--font-mono)" w:eastAsia="Times New Roman" w:hAnsi="var(--font-mono)" w:cs="Courier New"/>
+          <w:color w:val="008000"/>
+          <w:sz w:val="20"/>
+          <w:szCs w:val="20"/>
+        </w:rPr>
+        <w:t>-a</w:t>
+      </w:r>
+      <w:r>
+        <w:rPr>
+          <w:rFonts w:ascii="var(--font-mono)" w:eastAsia="Times New Roman" w:hAnsi="var(--font-mono)" w:cs="Courier New"/>
+          <w:color w:val="14181F"/>
+          <w:sz w:val="20"/>
+          <w:szCs w:val="20"/>
+        </w:rPr>
+        <w:t xml:space="preserve"> </w:t>
+      </w:r>
+      <w:r>
+        <w:rPr>
+          <w:rFonts w:ascii="var(--font-mono)" w:eastAsia="Times New Roman" w:hAnsi="var(--font-mono)" w:cs="Courier New"/>
+          <w:color w:val="008000"/>
+          <w:sz w:val="20"/>
+          <w:szCs w:val="20"/>
+        </w:rPr>
+        <w:t>/dev/sdd</w:t>
+      </w:r>
+      <w:r>
+        <w:rPr>
+          <w:rFonts w:ascii="var(--font-mono)" w:eastAsia="Times New Roman" w:hAnsi="var(--font-mono)" w:cs="Courier New"/>
+          <w:color w:val="14181F"/>
+          <w:sz w:val="20"/>
+          <w:szCs w:val="20"/>
+        </w:rPr>
+        <w:t xml:space="preserve">            </w:t>
+      </w:r>
+      <w:r>
+        <w:rPr>
+          <w:rFonts w:ascii="var(--font-mono)" w:eastAsia="Times New Roman" w:hAnsi="var(--font-mono)" w:cs="Courier New"/>
+          <w:color w:val="6E7687"/>
+          <w:sz w:val="20"/>
+          <w:szCs w:val="20"/>
+        </w:rPr>
+        <w:t># xóa chữ ký cũ, CHỈ chạy với ổ mới</w:t>
+      </w:r>
+    </w:p>
+    <w:p>
+      <w:pPr>
+        <w:tabs>
+          <w:tab w:val="left" w:pos="916"/>
+          <w:tab w:val="left" w:pos="1832"/>
+          <w:tab w:val="left" w:pos="2748"/>
+          <w:tab w:val="left" w:pos="3664"/>
+          <w:tab w:val="left" w:pos="4580"/>
+          <w:tab w:val="left" w:pos="5496"/>
+          <w:tab w:val="left" w:pos="6412"/>
+          <w:tab w:val="left" w:pos="7328"/>
+          <w:tab w:val="left" w:pos="8244"/>
+          <w:tab w:val="left" w:pos="9160"/>
+          <w:tab w:val="left" w:pos="10076"/>
+          <w:tab w:val="left" w:pos="10992"/>
+          <w:tab w:val="left" w:pos="11908"/>
+          <w:tab w:val="left" w:pos="12824"/>
+          <w:tab w:val="left" w:pos="13740"/>
+          <w:tab w:val="left" w:pos="14656"/>
+        </w:tabs>
+        <w:spacing w:after="0" w:line="240" w:lineRule="auto"/>
+        <w:ind w:left="720"/>
+        <w:rPr>
+          <w:rFonts w:ascii="var(--font-mono)" w:eastAsia="Times New Roman" w:hAnsi="var(--font-mono)" w:cs="Courier New"/>
+          <w:color w:val="14181F"/>
+          <w:sz w:val="20"/>
+          <w:szCs w:val="20"/>
+        </w:rPr>
+      </w:pPr>
+      <w:r>
+        <w:rPr>
+          <w:rFonts w:ascii="var(--font-mono)" w:eastAsia="Times New Roman" w:hAnsi="var(--font-mono)" w:cs="Courier New"/>
+          <w:color w:val="0051C2"/>
+          <w:sz w:val="20"/>
+          <w:szCs w:val="20"/>
+        </w:rPr>
+        <w:t>sudo</w:t>
+      </w:r>
+      <w:r>
+        <w:rPr>
+          <w:rFonts w:ascii="var(--font-mono)" w:eastAsia="Times New Roman" w:hAnsi="var(--font-mono)" w:cs="Courier New"/>
+          <w:color w:val="14181F"/>
+          <w:sz w:val="20"/>
+          <w:szCs w:val="20"/>
+        </w:rPr>
+        <w:t xml:space="preserve"> </w:t>
+      </w:r>
+      <w:r>
+        <w:rPr>
+          <w:rFonts w:ascii="var(--font-mono)" w:eastAsia="Times New Roman" w:hAnsi="var(--font-mono)" w:cs="Courier New"/>
+          <w:color w:val="008000"/>
+          <w:sz w:val="20"/>
+          <w:szCs w:val="20"/>
+        </w:rPr>
+        <w:t>pvcreate</w:t>
+      </w:r>
+      <w:r>
+        <w:rPr>
+          <w:rFonts w:ascii="var(--font-mono)" w:eastAsia="Times New Roman" w:hAnsi="var(--font-mono)" w:cs="Courier New"/>
+          <w:color w:val="14181F"/>
+          <w:sz w:val="20"/>
+          <w:szCs w:val="20"/>
+        </w:rPr>
+        <w:t xml:space="preserve"> </w:t>
+      </w:r>
+      <w:r>
+        <w:rPr>
+          <w:rFonts w:ascii="var(--font-mono)" w:eastAsia="Times New Roman" w:hAnsi="var(--font-mono)" w:cs="Courier New"/>
+          <w:color w:val="008000"/>
+          <w:sz w:val="20"/>
+          <w:szCs w:val="20"/>
+        </w:rPr>
+        <w:t>/dev/sdd</w:t>
+      </w:r>
+    </w:p>
+    <w:p>
+      <w:pPr>
+        <w:tabs>
+          <w:tab w:val="left" w:pos="916"/>
+          <w:tab w:val="left" w:pos="1832"/>
+          <w:tab w:val="left" w:pos="2748"/>
+          <w:tab w:val="left" w:pos="3664"/>
+          <w:tab w:val="left" w:pos="4580"/>
+          <w:tab w:val="left" w:pos="5496"/>
+          <w:tab w:val="left" w:pos="6412"/>
+          <w:tab w:val="left" w:pos="7328"/>
+          <w:tab w:val="left" w:pos="8244"/>
+          <w:tab w:val="left" w:pos="9160"/>
+          <w:tab w:val="left" w:pos="10076"/>
+          <w:tab w:val="left" w:pos="10992"/>
+          <w:tab w:val="left" w:pos="11908"/>
+          <w:tab w:val="left" w:pos="12824"/>
+          <w:tab w:val="left" w:pos="13740"/>
+          <w:tab w:val="left" w:pos="14656"/>
+        </w:tabs>
+        <w:spacing w:after="0" w:line="240" w:lineRule="auto"/>
+        <w:ind w:left="720"/>
+        <w:rPr>
+          <w:rFonts w:ascii="var(--font-mono)" w:eastAsia="Times New Roman" w:hAnsi="var(--font-mono)" w:cs="Courier New"/>
+          <w:color w:val="14181F"/>
+          <w:sz w:val="20"/>
+          <w:szCs w:val="20"/>
+        </w:rPr>
+      </w:pPr>
+      <w:r>
+        <w:rPr>
+          <w:rFonts w:ascii="var(--font-mono)" w:eastAsia="Times New Roman" w:hAnsi="var(--font-mono)" w:cs="Courier New"/>
+          <w:color w:val="0051C2"/>
+          <w:sz w:val="20"/>
+          <w:szCs w:val="20"/>
+        </w:rPr>
+        <w:t>sudo</w:t>
+      </w:r>
+      <w:r>
+        <w:rPr>
+          <w:rFonts w:ascii="var(--font-mono)" w:eastAsia="Times New Roman" w:hAnsi="var(--font-mono)" w:cs="Courier New"/>
+          <w:color w:val="14181F"/>
+          <w:sz w:val="20"/>
+          <w:szCs w:val="20"/>
+        </w:rPr>
+        <w:t xml:space="preserve"> </w:t>
+      </w:r>
+      <w:r>
+        <w:rPr>
+          <w:rFonts w:ascii="var(--font-mono)" w:eastAsia="Times New Roman" w:hAnsi="var(--font-mono)" w:cs="Courier New"/>
+          <w:color w:val="008000"/>
+          <w:sz w:val="20"/>
+          <w:szCs w:val="20"/>
+        </w:rPr>
+        <w:t>vgextend</w:t>
+      </w:r>
+      <w:r>
+        <w:rPr>
+          <w:rFonts w:ascii="var(--font-mono)" w:eastAsia="Times New Roman" w:hAnsi="var(--font-mono)" w:cs="Courier New"/>
+          <w:color w:val="14181F"/>
+          <w:sz w:val="20"/>
+          <w:szCs w:val="20"/>
+        </w:rPr>
+        <w:t xml:space="preserve"> </w:t>
+      </w:r>
+      <w:r>
+        <w:rPr>
+          <w:rFonts w:ascii="var(--font-mono)" w:eastAsia="Times New Roman" w:hAnsi="var(--font-mono)" w:cs="Courier New"/>
+          <w:color w:val="008000"/>
+          <w:sz w:val="20"/>
+          <w:szCs w:val="20"/>
+        </w:rPr>
+        <w:t>vg-sdb</w:t>
+      </w:r>
+      <w:r>
+        <w:rPr>
+          <w:rFonts w:ascii="var(--font-mono)" w:eastAsia="Times New Roman" w:hAnsi="var(--font-mono)" w:cs="Courier New"/>
+          <w:color w:val="14181F"/>
+          <w:sz w:val="20"/>
+          <w:szCs w:val="20"/>
+        </w:rPr>
+        <w:t xml:space="preserve"> </w:t>
+      </w:r>
+      <w:r>
+        <w:rPr>
+          <w:rFonts w:ascii="var(--font-mono)" w:eastAsia="Times New Roman" w:hAnsi="var(--font-mono)" w:cs="Courier New"/>
+          <w:color w:val="008000"/>
+          <w:sz w:val="20"/>
+          <w:szCs w:val="20"/>
+        </w:rPr>
+        <w:t>/dev/sdd</w:t>
+      </w:r>
+    </w:p>
+    <w:p>
+      <w:pPr>
+        <w:tabs>
+          <w:tab w:val="left" w:pos="916"/>
+          <w:tab w:val="left" w:pos="1832"/>
+          <w:tab w:val="left" w:pos="2748"/>
+          <w:tab w:val="left" w:pos="3664"/>
+          <w:tab w:val="left" w:pos="4580"/>
+          <w:tab w:val="left" w:pos="5496"/>
+          <w:tab w:val="left" w:pos="6412"/>
+          <w:tab w:val="left" w:pos="7328"/>
+          <w:tab w:val="left" w:pos="8244"/>
+          <w:tab w:val="left" w:pos="9160"/>
+          <w:tab w:val="left" w:pos="10076"/>
+          <w:tab w:val="left" w:pos="10992"/>
+          <w:tab w:val="left" w:pos="11908"/>
+          <w:tab w:val="left" w:pos="12824"/>
+          <w:tab w:val="left" w:pos="13740"/>
+          <w:tab w:val="left" w:pos="14656"/>
+        </w:tabs>
+        <w:spacing w:after="0" w:line="240" w:lineRule="auto"/>
+        <w:ind w:left="720"/>
+        <w:rPr>
+          <w:rFonts w:ascii="var(--font-mono)" w:eastAsia="Times New Roman" w:hAnsi="var(--font-mono)" w:cs="Courier New"/>
+          <w:color w:val="14181F"/>
+          <w:sz w:val="20"/>
+          <w:szCs w:val="20"/>
+        </w:rPr>
+      </w:pPr>
+      <w:r>
+        <w:rPr>
+          <w:rFonts w:ascii="var(--font-mono)" w:eastAsia="Times New Roman" w:hAnsi="var(--font-mono)" w:cs="Courier New"/>
+          <w:color w:val="0051C2"/>
+          <w:sz w:val="20"/>
+          <w:szCs w:val="20"/>
+        </w:rPr>
+        <w:t>sudo</w:t>
+      </w:r>
+      <w:r>
+        <w:rPr>
+          <w:rFonts w:ascii="var(--font-mono)" w:eastAsia="Times New Roman" w:hAnsi="var(--font-mono)" w:cs="Courier New"/>
+          <w:color w:val="14181F"/>
+          <w:sz w:val="20"/>
+          <w:szCs w:val="20"/>
+        </w:rPr>
+        <w:t xml:space="preserve"> </w:t>
+      </w:r>
+      <w:r>
+        <w:rPr>
+          <w:rFonts w:ascii="var(--font-mono)" w:eastAsia="Times New Roman" w:hAnsi="var(--font-mono)" w:cs="Courier New"/>
+          <w:color w:val="008000"/>
+          <w:sz w:val="20"/>
+          <w:szCs w:val="20"/>
+        </w:rPr>
+        <w:t>vgs</w:t>
+      </w:r>
+      <w:r>
+        <w:rPr>
+          <w:rFonts w:ascii="var(--font-mono)" w:eastAsia="Times New Roman" w:hAnsi="var(--font-mono)" w:cs="Courier New"/>
+          <w:color w:val="14181F"/>
+          <w:sz w:val="20"/>
+          <w:szCs w:val="20"/>
+        </w:rPr>
+        <w:t xml:space="preserve">                           </w:t>
+      </w:r>
+      <w:r>
+        <w:rPr>
+          <w:rFonts w:ascii="var(--font-mono)" w:eastAsia="Times New Roman" w:hAnsi="var(--font-mono)" w:cs="Courier New"/>
+          <w:color w:val="6E7687"/>
+          <w:sz w:val="20"/>
+          <w:szCs w:val="20"/>
+        </w:rPr>
+        <w:t># vg-sdb tăng dung lượng, VFree = dung lượng ổ mới</w:t>
+      </w:r>
+    </w:p>
+    <w:p>
+      <w:pPr>
+        <w:jc w:val="both"/>
+        <w:rPr>
+          <w:b/>
+          <w:color w:val="008000"/>
+        </w:rPr>
+      </w:pPr>
+    </w:p>
+    <w:p>
+      <w:pPr>
+        <w:jc w:val="both"/>
+      </w:pPr>
+      <w:r>
+        <w:rPr>
+          <w:color w:val="0051C2"/>
+        </w:rPr>
+        <w:t xml:space="preserve"> </w:t>
+      </w:r>
+      <w:r>
+        <w:t>Mở rộng LV và filesystem</w:t>
+      </w:r>
+    </w:p>
+    <w:p>
+      <w:pPr>
+        <w:jc w:val="both"/>
+      </w:pPr>
+      <w:r>
+        <w:tab/>
+      </w:r>
+      <w:r>
+        <w:rPr>
+          <w:color w:val="0051C2"/>
+        </w:rPr>
+        <w:t>sudo</w:t>
+      </w:r>
+      <w:r>
+        <w:t xml:space="preserve"> </w:t>
+      </w:r>
+      <w:r>
+        <w:rPr>
+          <w:color w:val="008000"/>
+        </w:rPr>
+        <w:t>lvextend</w:t>
+      </w:r>
+      <w:r>
+        <w:t xml:space="preserve"> </w:t>
+      </w:r>
+      <w:r>
+        <w:rPr>
+          <w:color w:val="008000"/>
+        </w:rPr>
+        <w:t>-r</w:t>
+      </w:r>
+      <w:r>
+        <w:t xml:space="preserve"> </w:t>
+      </w:r>
+      <w:r>
+        <w:rPr>
+          <w:color w:val="008000"/>
+        </w:rPr>
+        <w:t>-l</w:t>
+      </w:r>
+      <w:r>
+        <w:t xml:space="preserve"> </w:t>
+      </w:r>
+      <w:r>
+        <w:rPr>
+          <w:color w:val="008000"/>
+        </w:rPr>
+        <w:t>+100%FREE</w:t>
+      </w:r>
+      <w:r>
+        <w:t xml:space="preserve"> </w:t>
+      </w:r>
+      <w:r>
+        <w:rPr>
+          <w:color w:val="008000"/>
+        </w:rPr>
+        <w:t>/dev/vg-sdb/lv-sdb</w:t>
+      </w:r>
+      <w:r>
+        <w:t xml:space="preserve"> </w:t>
+      </w:r>
+      <w:r>
+        <w:t xml:space="preserve">  ### nếu muốn theo số ghi thì điều chỉnh </w:t>
+      </w:r>
+    </w:p>
+    <w:p>
+      <w:pPr>
+        <w:ind w:firstLine="720"/>
+        <w:jc w:val="both"/>
+      </w:pPr>
+      <w:r>
+        <w:rPr>
+          <w:color w:val="0051C2"/>
+        </w:rPr>
+        <w:t>df</w:t>
+      </w:r>
+      <w:r>
+        <w:t xml:space="preserve"> </w:t>
+      </w:r>
+      <w:r>
+        <w:rPr>
+          <w:color w:val="008000"/>
+        </w:rPr>
+        <w:t>-h</w:t>
+      </w:r>
+      <w:r>
+        <w:t xml:space="preserve"> </w:t>
+      </w:r>
+      <w:r>
+        <w:rPr>
+          <w:color w:val="008000"/>
+        </w:rPr>
+        <w:t>/volume_b</w:t>
+      </w:r>
+    </w:p>
+    <w:p>
+      <w:pPr>
+        <w:jc w:val="both"/>
+        <w:rPr>
+          <w:color w:val="0051C2"/>
+        </w:rPr>
+      </w:pPr>
+    </w:p>
+    <w:p>
+      <w:pPr>
+        <w:jc w:val="both"/>
+        <w:rPr>
+          <w:b/>
+          <w:color w:val="0051C2"/>
+        </w:rPr>
+      </w:pPr>
+      <w:r>
+        <w:rPr>
+          <w:b/>
+          <w:color w:val="0051C2"/>
+          <w:highlight w:val="yellow"/>
+        </w:rPr>
+        <w:lastRenderedPageBreak/>
+        <w:t>+ Tạo ổ VG cho</w:t>
+      </w:r>
+      <w:r>
+        <w:rPr>
+          <w:b/>
+          <w:color w:val="0051C2"/>
+          <w:highlight w:val="yellow"/>
+        </w:rPr>
+        <w:t xml:space="preserve"> sd</w:t>
+      </w:r>
+      <w:r>
+        <w:rPr>
+          <w:b/>
+          <w:color w:val="0051C2"/>
+        </w:rPr>
+        <w:t>c</w:t>
+      </w:r>
+      <w:bookmarkStart w:id="0" w:name="_GoBack"/>
+      <w:bookmarkEnd w:id="0"/>
+      <w:r>
+        <w:rPr>
+          <w:b/>
+          <w:color w:val="0051C2"/>
+        </w:rPr>
+        <w:t xml:space="preserve"> </w:t>
+      </w:r>
+    </w:p>
+    <w:p>
+      <w:pPr>
+        <w:jc w:val="both"/>
+        <w:rPr>
+          <w:color w:val="0051C2"/>
+        </w:rPr>
+      </w:pPr>
+      <w:r>
+        <w:t># Xóa chữ ký cũ (nếu chắc chắn ổ không có dữ liệu cần giữ)</w:t>
+      </w:r>
+    </w:p>
+    <w:p>
+      <w:pPr>
+        <w:jc w:val="both"/>
+        <w:rPr>
+          <w:color w:val="008000"/>
+        </w:rPr>
+      </w:pPr>
+      <w:r>
+        <w:rPr>
+          <w:color w:val="0051C2"/>
+        </w:rPr>
+        <w:tab/>
+        <w:t>sudo</w:t>
+      </w:r>
+      <w:r>
+        <w:t xml:space="preserve"> </w:t>
+      </w:r>
+      <w:r>
+        <w:rPr>
+          <w:color w:val="008000"/>
+        </w:rPr>
+        <w:t>wipefs</w:t>
+      </w:r>
+      <w:r>
+        <w:t xml:space="preserve"> </w:t>
+      </w:r>
+      <w:r>
+        <w:rPr>
+          <w:color w:val="008000"/>
+        </w:rPr>
+        <w:t>-a</w:t>
+      </w:r>
+      <w:r>
+        <w:t xml:space="preserve"> </w:t>
+      </w:r>
+      <w:r>
+        <w:rPr>
+          <w:color w:val="008000"/>
+        </w:rPr>
+        <w:t>/dev/sdb</w:t>
+      </w:r>
+    </w:p>
+    <w:p>
+      <w:pPr>
+        <w:jc w:val="both"/>
+      </w:pPr>
+      <w:r>
+        <w:t># Tạo PV</w:t>
+      </w:r>
+    </w:p>
+    <w:p>
+      <w:pPr>
+        <w:ind w:firstLine="720"/>
+        <w:jc w:val="both"/>
+        <w:rPr>
+          <w:color w:val="008000"/>
+        </w:rPr>
+      </w:pPr>
+      <w:r>
+        <w:rPr>
+          <w:color w:val="0051C2"/>
+        </w:rPr>
+        <w:t>sudo</w:t>
+      </w:r>
+      <w:r>
+        <w:t xml:space="preserve"> </w:t>
+      </w:r>
+      <w:r>
+        <w:rPr>
+          <w:color w:val="008000"/>
+        </w:rPr>
+        <w:t>pvcreate</w:t>
+      </w:r>
+      <w:r>
+        <w:t xml:space="preserve"> </w:t>
+      </w:r>
+      <w:r>
+        <w:rPr>
+          <w:color w:val="008000"/>
+        </w:rPr>
+        <w:t>/dev/sdb</w:t>
+      </w:r>
+    </w:p>
+    <w:p>
+      <w:pPr>
+        <w:jc w:val="both"/>
+      </w:pPr>
+      <w:r>
+        <w:t># Tạo VG</w:t>
+      </w:r>
+    </w:p>
+    <w:p>
+      <w:pPr>
+        <w:ind w:firstLine="720"/>
+        <w:jc w:val="both"/>
+        <w:rPr>
+          <w:color w:val="008000"/>
+        </w:rPr>
+      </w:pPr>
+      <w:r>
+        <w:rPr>
+          <w:color w:val="0051C2"/>
+        </w:rPr>
+        <w:t>sudo</w:t>
+      </w:r>
+      <w:r>
+        <w:t xml:space="preserve"> </w:t>
+      </w:r>
+      <w:r>
+        <w:rPr>
+          <w:color w:val="008000"/>
+        </w:rPr>
+        <w:t>vgcreate</w:t>
+      </w:r>
+      <w:r>
+        <w:t xml:space="preserve"> </w:t>
+      </w:r>
+      <w:r>
+        <w:rPr>
+          <w:color w:val="008000"/>
+        </w:rPr>
+        <w:t>vg-sdb</w:t>
+      </w:r>
+    </w:p>
+    <w:p>
+      <w:pPr>
+        <w:jc w:val="both"/>
+      </w:pPr>
+      <w:r>
+        <w:rPr>
+          <w:color w:val="6E7687"/>
+        </w:rPr>
+        <w:t># Tạo LV dùng toàn bộ vg-sdb</w:t>
+      </w:r>
+      <w:r>
+        <w:t xml:space="preserve"> </w:t>
+      </w:r>
+    </w:p>
+    <w:p>
+      <w:pPr>
+        <w:ind w:firstLine="720"/>
+        <w:jc w:val="both"/>
+      </w:pPr>
+      <w:r>
+        <w:rPr>
+          <w:color w:val="0051C2"/>
+        </w:rPr>
+        <w:t>sudo</w:t>
+      </w:r>
+      <w:r>
+        <w:t xml:space="preserve"> </w:t>
+      </w:r>
+      <w:r>
+        <w:rPr>
+          <w:color w:val="008000"/>
+        </w:rPr>
+        <w:t>lvcreate</w:t>
+      </w:r>
+      <w:r>
+        <w:t xml:space="preserve"> </w:t>
+      </w:r>
+      <w:r>
+        <w:rPr>
+          <w:color w:val="008000"/>
+        </w:rPr>
+        <w:t>-l</w:t>
+      </w:r>
+      <w:r>
+        <w:t xml:space="preserve"> </w:t>
+      </w:r>
+      <w:r>
+        <w:rPr>
+          <w:color w:val="008000"/>
+        </w:rPr>
+        <w:t>100%FREE</w:t>
+      </w:r>
+      <w:r>
+        <w:t xml:space="preserve"> </w:t>
+      </w:r>
+      <w:r>
+        <w:rPr>
+          <w:color w:val="008000"/>
+        </w:rPr>
+        <w:t>-n</w:t>
+      </w:r>
+      <w:r>
+        <w:t xml:space="preserve"> </w:t>
+      </w:r>
+      <w:r>
+        <w:rPr>
+          <w:color w:val="008000"/>
+        </w:rPr>
+        <w:t>lv-sdb</w:t>
+      </w:r>
+      <w:r>
+        <w:t xml:space="preserve"> </w:t>
+      </w:r>
+      <w:r>
+        <w:rPr>
+          <w:color w:val="008000"/>
+        </w:rPr>
+        <w:t>vg-sdb</w:t>
+      </w:r>
+    </w:p>
+    <w:p>
+      <w:pPr>
+        <w:jc w:val="both"/>
+      </w:pPr>
+      <w:r>
+        <w:rPr>
+          <w:color w:val="6E7687"/>
+        </w:rPr>
+        <w:t># Định dạng ext4</w:t>
+      </w:r>
+      <w:r>
+        <w:t xml:space="preserve"> </w:t>
+      </w:r>
+    </w:p>
+    <w:p>
+      <w:pPr>
+        <w:ind w:firstLine="720"/>
+        <w:jc w:val="both"/>
+        <w:rPr>
+          <w:color w:val="008000"/>
+        </w:rPr>
+      </w:pPr>
+      <w:r>
+        <w:rPr>
+          <w:color w:val="0051C2"/>
+        </w:rPr>
+        <w:t>sudo</w:t>
+      </w:r>
+      <w:r>
+        <w:t xml:space="preserve"> </w:t>
+      </w:r>
+      <w:r>
+        <w:rPr>
+          <w:color w:val="008000"/>
+        </w:rPr>
+        <w:t>mkfs.ext4</w:t>
+      </w:r>
+      <w:r>
+        <w:t xml:space="preserve"> </w:t>
+      </w:r>
+      <w:r>
+        <w:rPr>
+          <w:color w:val="008000"/>
+        </w:rPr>
+        <w:t>/dev/vg-sdb/lv-sdb</w:t>
+      </w:r>
+    </w:p>
+    <w:p>
+      <w:pPr>
+        <w:jc w:val="both"/>
+      </w:pPr>
+      <w:r>
+        <w:rPr>
+          <w:color w:val="6E7687"/>
+        </w:rPr>
+        <w:t># Tạo thư mục và mount</w:t>
+      </w:r>
+      <w:r>
+        <w:t xml:space="preserve"> </w:t>
+      </w:r>
+    </w:p>
+    <w:p>
+      <w:pPr>
+        <w:ind w:firstLine="720"/>
+        <w:jc w:val="both"/>
+      </w:pPr>
+      <w:r>
+        <w:rPr>
+          <w:color w:val="0051C2"/>
+        </w:rPr>
+        <w:t>sudo</w:t>
+      </w:r>
+      <w:r>
+        <w:t xml:space="preserve"> </w:t>
+      </w:r>
+      <w:r>
+        <w:rPr>
+          <w:color w:val="008000"/>
+        </w:rPr>
+        <w:t>mkdir</w:t>
+      </w:r>
+      <w:r>
+        <w:t xml:space="preserve"> </w:t>
+      </w:r>
+      <w:r>
+        <w:rPr>
+          <w:color w:val="008000"/>
+        </w:rPr>
+        <w:t>-p</w:t>
+      </w:r>
+      <w:r>
+        <w:t xml:space="preserve"> </w:t>
+      </w:r>
+      <w:r>
+        <w:rPr>
+          <w:color w:val="008000"/>
+        </w:rPr>
+        <w:t>/volume_b</w:t>
+      </w:r>
+      <w:r>
+        <w:t xml:space="preserve"> </w:t>
+      </w:r>
+    </w:p>
+    <w:p>
+      <w:pPr>
+        <w:ind w:firstLine="720"/>
+        <w:jc w:val="both"/>
+        <w:rPr>
+          <w:color w:val="008000"/>
+        </w:rPr>
+      </w:pPr>
+      <w:r>
+        <w:rPr>
+          <w:color w:val="0051C2"/>
+        </w:rPr>
+        <w:t>sudo</w:t>
+      </w:r>
+      <w:r>
+        <w:t xml:space="preserve"> </w:t>
+      </w:r>
+      <w:r>
+        <w:rPr>
+          <w:color w:val="008000"/>
+        </w:rPr>
+        <w:t>mount</w:t>
+      </w:r>
+      <w:r>
+        <w:t xml:space="preserve"> </w:t>
+      </w:r>
+      <w:r>
+        <w:rPr>
+          <w:color w:val="008000"/>
+        </w:rPr>
+        <w:t>/dev/vg-sdb/lv-sdb</w:t>
+      </w:r>
+      <w:r>
+        <w:t xml:space="preserve"> </w:t>
+      </w:r>
+      <w:r>
+        <w:rPr>
+          <w:color w:val="008000"/>
+        </w:rPr>
+        <w:t>/volume_b</w:t>
+      </w:r>
+    </w:p>
+    <w:p>
+      <w:pPr>
+        <w:jc w:val="both"/>
+      </w:pPr>
+      <w:r>
+        <w:rPr>
+          <w:color w:val="6E7687"/>
+        </w:rPr>
+        <w:t># Tự động mount khi khởi động</w:t>
+      </w:r>
+      <w:r>
+        <w:t xml:space="preserve"> </w:t>
+      </w:r>
+    </w:p>
+    <w:p>
+      <w:pPr>
+        <w:ind w:firstLine="720"/>
+        <w:jc w:val="both"/>
+        <w:rPr>
+          <w:color w:val="008000"/>
+        </w:rPr>
+      </w:pPr>
+      <w:r>
+        <w:rPr>
+          <w:color w:val="0051C2"/>
+        </w:rPr>
+        <w:t>echo</w:t>
+      </w:r>
+      <w:r>
+        <w:t xml:space="preserve"> </w:t>
+      </w:r>
+      <w:r>
+        <w:rPr>
+          <w:color w:val="008000"/>
+        </w:rPr>
+        <w:t>'/dev/vg-sdb/lv-sdb /volume_b</w:t>
+      </w:r>
+      <w:r>
+        <w:t xml:space="preserve"> </w:t>
+      </w:r>
+      <w:r>
+        <w:rPr>
+          <w:color w:val="008000"/>
+        </w:rPr>
+        <w:t xml:space="preserve"> ext4 defaults,nofail 0 2'</w:t>
+      </w:r>
+      <w:r>
+        <w:t xml:space="preserve"> | </w:t>
+      </w:r>
+      <w:r>
+        <w:rPr>
+          <w:color w:val="0051C2"/>
+        </w:rPr>
+        <w:t>sudo</w:t>
+      </w:r>
+      <w:r>
+        <w:t xml:space="preserve"> </w:t>
+      </w:r>
+      <w:r>
+        <w:rPr>
+          <w:color w:val="008000"/>
+        </w:rPr>
+        <w:t>tee</w:t>
+      </w:r>
+      <w:r>
+        <w:t xml:space="preserve"> </w:t>
+      </w:r>
+      <w:r>
+        <w:rPr>
+          <w:color w:val="008000"/>
+        </w:rPr>
+        <w:t>-a</w:t>
+      </w:r>
+      <w:r>
+        <w:t xml:space="preserve"> </w:t>
+      </w:r>
+      <w:r>
+        <w:rPr>
+          <w:color w:val="008000"/>
+        </w:rPr>
+        <w:t>/etc/fstab</w:t>
+      </w:r>
+    </w:p>
+    <w:p>
+      <w:pPr>
+        <w:jc w:val="both"/>
+      </w:pPr>
+      <w:r>
+        <w:rPr>
+          <w:color w:val="6E7687"/>
+        </w:rPr>
+        <w:t># Kiểm tra</w:t>
+      </w:r>
+      <w:r>
+        <w:t xml:space="preserve"> </w:t>
+      </w:r>
+    </w:p>
+    <w:p>
+      <w:pPr>
+        <w:ind w:firstLine="720"/>
+        <w:jc w:val="both"/>
+      </w:pPr>
+      <w:r>
+        <w:rPr>
+          <w:color w:val="0051C2"/>
+        </w:rPr>
+        <w:t>sudo</w:t>
+      </w:r>
+      <w:r>
+        <w:t xml:space="preserve"> </w:t>
+      </w:r>
+      <w:r>
+        <w:rPr>
+          <w:color w:val="008000"/>
+        </w:rPr>
+        <w:t>mount</w:t>
+      </w:r>
+      <w:r>
+        <w:t xml:space="preserve"> </w:t>
+      </w:r>
+      <w:r>
+        <w:rPr>
+          <w:color w:val="008000"/>
+        </w:rPr>
+        <w:t>-a</w:t>
+      </w:r>
+      <w:r>
+        <w:t xml:space="preserve"> </w:t>
+      </w:r>
+    </w:p>
+    <w:p>
+      <w:pPr>
+        <w:ind w:firstLine="720"/>
+        <w:jc w:val="both"/>
+        <w:rPr>
+          <w:color w:val="008000"/>
+        </w:rPr>
+      </w:pPr>
+      <w:r>
+        <w:rPr>
+          <w:color w:val="0051C2"/>
+        </w:rPr>
+        <w:t>df</w:t>
+      </w:r>
+      <w:r>
+        <w:t xml:space="preserve"> </w:t>
+      </w:r>
+      <w:r>
+        <w:rPr>
+          <w:color w:val="008000"/>
+        </w:rPr>
+        <w:t>-h</w:t>
+      </w:r>
+      <w:r>
+        <w:t xml:space="preserve"> </w:t>
+      </w:r>
+      <w:r>
+        <w:rPr>
+          <w:color w:val="008000"/>
+        </w:rPr>
+        <w:t>/</w:t>
+      </w:r>
+      <w:r>
+        <w:rPr>
+          <w:color w:val="008000"/>
+        </w:rPr>
+        <w:t xml:space="preserve"> </w:t>
+      </w:r>
+      <w:r>
+        <w:rPr>
+          <w:color w:val="008000"/>
+        </w:rPr>
+        <w:t>volume_b</w:t>
+      </w:r>
+    </w:p>
+    <w:p>
+      <w:pPr>
+        <w:jc w:val="both"/>
+        <w:rPr>
+          <w:color w:val="0051C2"/>
+        </w:rPr>
+      </w:pPr>
+    </w:p>
+    <w:p>
+      <w:pPr>
+        <w:jc w:val="both"/>
+        <w:rPr>
+          <w:b/>
+        </w:rPr>
+      </w:pPr>
+      <w:r>
+        <w:rPr>
+          <w:b/>
+        </w:rPr>
+        <w:t>++++++++++++++++++++++++++++++++++++++++++++++++++++++++</w:t>
+      </w:r>
     </w:p>
     <w:p>
       <w:pPr>
@@ -124,6 +1821,7 @@
         <w:rPr>
           <w:b/>
         </w:rPr>
+        <w:lastRenderedPageBreak/>
         <w:tab/>
       </w:r>
       <w:r>
@@ -267,7 +1965,6 @@
         <w:rPr>
           <w:noProof/>
         </w:rPr>
-        <w:lastRenderedPageBreak/>
         <w:drawing>
           <wp:inline distT="0" distB="0" distL="0" distR="0" wp14:anchorId="10DD3697" wp14:editId="3DB8DB39">
             <wp:extent cx="5943600" cy="981075"/>
@@ -318,6 +2015,7 @@
         <w:rPr>
           <w:noProof/>
         </w:rPr>
+        <w:lastRenderedPageBreak/>
         <w:drawing>
           <wp:inline distT="0" distB="0" distL="0" distR="0" wp14:anchorId="407D60E3" wp14:editId="49DB7478">
             <wp:extent cx="5943600" cy="3513455"/>
@@ -450,6 +2148,7 @@
         <w:jc w:val="both"/>
       </w:pPr>
       <w:r>
+        <w:lastRenderedPageBreak/>
         <w:t>tải file ISO</w:t>
       </w:r>
     </w:p>
@@ -594,32 +2293,32 @@
     <w:p/>
     <w:p>
       <w:r>
+        <w:t># This is the network config written by 'subiquity'</w:t>
+      </w:r>
+    </w:p>
+    <w:p>
+      <w:r>
+        <w:t>network:</w:t>
+      </w:r>
+    </w:p>
+    <w:p>
+      <w:r>
+        <w:t xml:space="preserve">  ethernets:</w:t>
+      </w:r>
+    </w:p>
+    <w:p>
+      <w:r>
+        <w:t xml:space="preserve">    enp1s0:</w:t>
+      </w:r>
+    </w:p>
+    <w:p>
+      <w:r>
+        <w:t xml:space="preserve">      addresses:</w:t>
+      </w:r>
+    </w:p>
+    <w:p>
+      <w:r>
         <w:lastRenderedPageBreak/>
-        <w:t># This is the network config written by 'subiquity'</w:t>
-      </w:r>
-    </w:p>
-    <w:p>
-      <w:r>
-        <w:t>network:</w:t>
-      </w:r>
-    </w:p>
-    <w:p>
-      <w:r>
-        <w:t xml:space="preserve">  ethernets:</w:t>
-      </w:r>
-    </w:p>
-    <w:p>
-      <w:r>
-        <w:t xml:space="preserve">    enp1s0:</w:t>
-      </w:r>
-    </w:p>
-    <w:p>
-      <w:r>
-        <w:t xml:space="preserve">      addresses:</w:t>
-      </w:r>
-    </w:p>
-    <w:p>
-      <w:r>
         <w:t xml:space="preserve">      - 14.252.164.23</w:t>
       </w:r>
       <w:r>
@@ -752,15 +2451,18 @@
         <w:jc w:val="both"/>
       </w:pPr>
       <w:r>
+        <w:t xml:space="preserve"># Sau đó Add ổ back up ở phần Addisk sau đó ta làm như lắp một ổ mới </w:t>
+      </w:r>
+    </w:p>
+    <w:p>
+      <w:pPr>
+        <w:jc w:val="both"/>
+      </w:pPr>
+      <w:r>
+        <w:rPr>
+          <w:noProof/>
+        </w:rPr>
         <w:lastRenderedPageBreak/>
-        <w:t xml:space="preserve"># Sau đó Add ổ back up ở phần Addisk sau đó ta làm như lắp một ổ mới </w:t>
-      </w:r>
-    </w:p>
-    <w:p>
-      <w:pPr>
-        <w:jc w:val="both"/>
-      </w:pPr>
-      <w:r>
         <w:drawing>
           <wp:inline distT="0" distB="0" distL="0" distR="0" wp14:anchorId="28865AC3" wp14:editId="24BC68A1">
             <wp:extent cx="5943600" cy="3186430"/>
@@ -816,6 +2518,9 @@
         <w:jc w:val="both"/>
       </w:pPr>
       <w:r>
+        <w:rPr>
+          <w:noProof/>
+        </w:rPr>
         <w:drawing>
           <wp:inline distT="0" distB="0" distL="0" distR="0" wp14:anchorId="7DEBB21D" wp14:editId="07EAA62A">
             <wp:extent cx="5820587" cy="2333951"/>
@@ -946,6 +2651,7 @@
           <w:sz w:val="28"/>
           <w:szCs w:val="28"/>
         </w:rPr>
+        <w:lastRenderedPageBreak/>
         <w:t>👉</w:t>
       </w:r>
       <w:r>
@@ -1342,10 +3048,9 @@
           <w:sz w:val="28"/>
           <w:szCs w:val="28"/>
         </w:rPr>
+        <w:lastRenderedPageBreak/>
         <w:t>nano /etc/fstab</w:t>
       </w:r>
-      <w:bookmarkStart w:id="0" w:name="_GoBack"/>
-      <w:bookmarkEnd w:id="0"/>
     </w:p>
     <w:p>
       <w:pPr>
@@ -1500,14 +3205,7 @@
           <w:sz w:val="28"/>
           <w:szCs w:val="28"/>
         </w:rPr>
-        <w:t>sudo chown -R libvirt-qemu:libvirt-qemu /vps_backup</w:t>
-      </w:r>
-      <w:r>
-        <w:rPr>
-          <w:sz w:val="28"/>
-          <w:szCs w:val="28"/>
-        </w:rPr>
-        <w:t xml:space="preserve">    </w:t>
+        <w:t xml:space="preserve">sudo chown -R libvirt-qemu:libvirt-qemu /vps_backup    </w:t>
       </w:r>
     </w:p>
     <w:p>
@@ -1550,123 +3248,115 @@
           <w:sz w:val="28"/>
           <w:szCs w:val="28"/>
         </w:rPr>
-        <w:t>2</w:t>
-      </w:r>
-      <w:r>
+        <w:t>2: Sửa cấu hình AppArmor cho QEMU</w:t>
+      </w:r>
+    </w:p>
+    <w:p>
+      <w:pPr>
+        <w:jc w:val="both"/>
+        <w:rPr>
+          <w:sz w:val="28"/>
+          <w:szCs w:val="28"/>
+        </w:rPr>
+      </w:pPr>
+      <w:r>
+        <w:rPr>
+          <w:sz w:val="28"/>
+          <w:szCs w:val="28"/>
+        </w:rPr>
+        <w:t>Bạn cần cho phép AppArmor truy cập vào thư mục /vps_backup.</w:t>
+      </w:r>
+    </w:p>
+    <w:p>
+      <w:pPr>
+        <w:jc w:val="both"/>
+        <w:rPr>
+          <w:sz w:val="28"/>
+          <w:szCs w:val="28"/>
+        </w:rPr>
+      </w:pPr>
+      <w:r>
+        <w:rPr>
+          <w:sz w:val="28"/>
+          <w:szCs w:val="28"/>
+        </w:rPr>
+        <w:t>Chạy lệnh:</w:t>
+      </w:r>
+    </w:p>
+    <w:p>
+      <w:pPr>
+        <w:jc w:val="both"/>
+        <w:rPr>
+          <w:sz w:val="28"/>
+          <w:szCs w:val="28"/>
+        </w:rPr>
+      </w:pPr>
+      <w:r>
+        <w:rPr>
+          <w:sz w:val="28"/>
+          <w:szCs w:val="28"/>
+        </w:rPr>
+        <w:t>sudo nano /etc/apparmor.d/local/usr.lib.libvirt.virt-aa-helper</w:t>
+      </w:r>
+    </w:p>
+    <w:p>
+      <w:pPr>
+        <w:jc w:val="both"/>
+        <w:rPr>
+          <w:sz w:val="28"/>
+          <w:szCs w:val="28"/>
+        </w:rPr>
+      </w:pPr>
+    </w:p>
+    <w:p>
+      <w:pPr>
+        <w:jc w:val="both"/>
+        <w:rPr>
+          <w:sz w:val="28"/>
+          <w:szCs w:val="28"/>
+        </w:rPr>
+      </w:pPr>
+      <w:r>
+        <w:rPr>
+          <w:sz w:val="28"/>
+          <w:szCs w:val="28"/>
+        </w:rPr>
+        <w:t>#Dán dòng này vào bên dưới cùng của file:</w:t>
+      </w:r>
+    </w:p>
+    <w:p>
+      <w:pPr>
+        <w:jc w:val="both"/>
         <w:rPr>
           <w:b/>
           <w:sz w:val="28"/>
           <w:szCs w:val="28"/>
         </w:rPr>
-        <w:t>: Sửa cấu hình AppArmor cho QEMU</w:t>
-      </w:r>
-    </w:p>
-    <w:p>
-      <w:pPr>
-        <w:jc w:val="both"/>
-        <w:rPr>
-          <w:sz w:val="28"/>
-          <w:szCs w:val="28"/>
-        </w:rPr>
-      </w:pPr>
-      <w:r>
-        <w:rPr>
-          <w:sz w:val="28"/>
-          <w:szCs w:val="28"/>
-        </w:rPr>
-        <w:t>Bạn cần cho phép AppArmor truy cập vào thư mục /vps_backup.</w:t>
-      </w:r>
-    </w:p>
-    <w:p>
-      <w:pPr>
-        <w:jc w:val="both"/>
-        <w:rPr>
-          <w:sz w:val="28"/>
-          <w:szCs w:val="28"/>
-        </w:rPr>
-      </w:pPr>
-      <w:r>
-        <w:rPr>
-          <w:sz w:val="28"/>
-          <w:szCs w:val="28"/>
-        </w:rPr>
-        <w:t>Chạy lệnh:</w:t>
-      </w:r>
-    </w:p>
-    <w:p>
-      <w:pPr>
-        <w:jc w:val="both"/>
-        <w:rPr>
-          <w:sz w:val="28"/>
-          <w:szCs w:val="28"/>
-        </w:rPr>
-      </w:pPr>
-      <w:r>
-        <w:rPr>
-          <w:sz w:val="28"/>
-          <w:szCs w:val="28"/>
-        </w:rPr>
-        <w:t>sudo nano /etc/apparmor.d/local/usr.lib.libvirt.virt-aa-helper</w:t>
-      </w:r>
-    </w:p>
-    <w:p>
-      <w:pPr>
-        <w:jc w:val="both"/>
-        <w:rPr>
-          <w:sz w:val="28"/>
-          <w:szCs w:val="28"/>
-        </w:rPr>
-      </w:pPr>
-    </w:p>
-    <w:p>
-      <w:pPr>
-        <w:jc w:val="both"/>
-        <w:rPr>
-          <w:sz w:val="28"/>
-          <w:szCs w:val="28"/>
-        </w:rPr>
-      </w:pPr>
-      <w:r>
-        <w:rPr>
-          <w:sz w:val="28"/>
-          <w:szCs w:val="28"/>
-        </w:rPr>
-        <w:t>#Dán dòng này vào bên dưới cùng của file:</w:t>
-      </w:r>
-    </w:p>
-    <w:p>
-      <w:pPr>
-        <w:jc w:val="both"/>
+      </w:pPr>
+      <w:r>
         <w:rPr>
           <w:b/>
           <w:sz w:val="28"/>
           <w:szCs w:val="28"/>
         </w:rPr>
-      </w:pPr>
-      <w:r>
+        <w:t>/vps_backup/ r,</w:t>
+      </w:r>
+    </w:p>
+    <w:p>
+      <w:pPr>
+        <w:jc w:val="both"/>
         <w:rPr>
           <w:b/>
           <w:sz w:val="28"/>
           <w:szCs w:val="28"/>
         </w:rPr>
-        <w:t>/vps_backup/ r,</w:t>
-      </w:r>
-    </w:p>
-    <w:p>
-      <w:pPr>
-        <w:jc w:val="both"/>
+      </w:pPr>
+      <w:r>
         <w:rPr>
           <w:b/>
           <w:sz w:val="28"/>
           <w:szCs w:val="28"/>
         </w:rPr>
-      </w:pPr>
-      <w:r>
-        <w:rPr>
-          <w:b/>
-          <w:sz w:val="28"/>
-          <w:szCs w:val="28"/>
-        </w:rPr>
         <w:t>/vps_backup/** rwk,</w:t>
       </w:r>
     </w:p>
@@ -1692,23 +3382,23 @@
           <w:sz w:val="28"/>
           <w:szCs w:val="28"/>
         </w:rPr>
+        <w:t>(Dòng này có nghĩa là cho phép đọc thư mục và toàn quyền đọc/ghi/khóa tất cả file bên trong đó).</w:t>
+      </w:r>
+    </w:p>
+    <w:p>
+      <w:pPr>
+        <w:jc w:val="both"/>
+        <w:rPr>
+          <w:sz w:val="28"/>
+          <w:szCs w:val="28"/>
+        </w:rPr>
+      </w:pPr>
+      <w:r>
+        <w:rPr>
+          <w:sz w:val="28"/>
+          <w:szCs w:val="28"/>
+        </w:rPr>
         <w:lastRenderedPageBreak/>
-        <w:t>(Dòng này có nghĩa là cho phép đọc thư mục và toàn quyền đọc/ghi/khóa tất cả file bên trong đó).</w:t>
-      </w:r>
-    </w:p>
-    <w:p>
-      <w:pPr>
-        <w:jc w:val="both"/>
-        <w:rPr>
-          <w:sz w:val="28"/>
-          <w:szCs w:val="28"/>
-        </w:rPr>
-      </w:pPr>
-      <w:r>
-        <w:rPr>
-          <w:sz w:val="28"/>
-          <w:szCs w:val="28"/>
-        </w:rPr>
         <w:t>Nhấn Ctrl + O -&gt; Enter để lưu, Ctrl + X để thoát.</w:t>
       </w:r>
     </w:p>
@@ -3149,6 +4839,7 @@
   <w:style w:type="paragraph" w:default="1" w:styleId="Normal">
     <w:name w:val="Normal"/>
     <w:qFormat/>
+    <w:rsid w:val="0091016E"/>
   </w:style>
   <w:style w:type="paragraph" w:styleId="Heading3">
     <w:name w:val="heading 3"/>
@@ -3353,6 +5044,17 @@
     <w:name w:val="ng-tns-c1777761442-161"/>
     <w:basedOn w:val="DefaultParagraphFont"/>
     <w:rsid w:val="00D6716C"/>
+  </w:style>
+  <w:style w:type="character" w:styleId="Strong">
+    <w:name w:val="Strong"/>
+    <w:basedOn w:val="DefaultParagraphFont"/>
+    <w:uiPriority w:val="22"/>
+    <w:qFormat/>
+    <w:rsid w:val="004E442A"/>
+    <w:rPr>
+      <w:b/>
+      <w:bCs/>
+    </w:rPr>
   </w:style>
 </w:styles>
 </file>
@@ -3623,7 +5325,7 @@
 </file>
 
 <file path=customXml/itemProps1.xml><?xml version="1.0" encoding="utf-8"?>
-<ds:datastoreItem xmlns:ds="http://schemas.openxmlformats.org/officeDocument/2006/customXml" ds:itemID="{A7DA4680-1665-4059-94B7-17E7CCC5123E}">
+<ds:datastoreItem xmlns:ds="http://schemas.openxmlformats.org/officeDocument/2006/customXml" ds:itemID="{8834756D-5360-4602-945D-E1BAED59ABE1}">
   <ds:schemaRefs>
     <ds:schemaRef ds:uri="http://schemas.openxmlformats.org/officeDocument/2006/bibliography"/>
   </ds:schemaRefs>

--- a/Linux/ao_hoa/A__aohoa_serveroodo.docx
+++ b/Linux/ao_hoa/A__aohoa_serveroodo.docx
@@ -49,7 +49,52 @@
           <w:color w:val="0051C2"/>
         </w:rPr>
         <w:tab/>
-      </w:r>
+        <w:t>sudo</w:t>
+      </w:r>
+      <w:r>
+        <w:t xml:space="preserve"> </w:t>
+      </w:r>
+      <w:r>
+        <w:rPr>
+          <w:color w:val="008000"/>
+        </w:rPr>
+        <w:t>wipefs</w:t>
+      </w:r>
+      <w:r>
+        <w:t xml:space="preserve"> </w:t>
+      </w:r>
+      <w:r>
+        <w:rPr>
+          <w:color w:val="008000"/>
+        </w:rPr>
+        <w:t>-a</w:t>
+      </w:r>
+      <w:r>
+        <w:t xml:space="preserve"> </w:t>
+      </w:r>
+      <w:r>
+        <w:rPr>
+          <w:color w:val="008000"/>
+        </w:rPr>
+        <w:t>/dev/sdb</w:t>
+      </w:r>
+    </w:p>
+    <w:p>
+      <w:pPr>
+        <w:jc w:val="both"/>
+      </w:pPr>
+      <w:r>
+        <w:t># Tạo PV</w:t>
+      </w:r>
+    </w:p>
+    <w:p>
+      <w:pPr>
+        <w:ind w:firstLine="720"/>
+        <w:jc w:val="both"/>
+        <w:rPr>
+          <w:color w:val="008000"/>
+        </w:rPr>
+      </w:pPr>
       <w:r>
         <w:rPr>
           <w:color w:val="0051C2"/>
@@ -63,16 +108,7 @@
         <w:rPr>
           <w:color w:val="008000"/>
         </w:rPr>
-        <w:t>wipefs</w:t>
-      </w:r>
-      <w:r>
-        <w:t xml:space="preserve"> </w:t>
-      </w:r>
-      <w:r>
-        <w:rPr>
-          <w:color w:val="008000"/>
-        </w:rPr>
-        <w:t>-a</w:t>
+        <w:t>pvcreate</w:t>
       </w:r>
       <w:r>
         <w:t xml:space="preserve"> </w:t>
@@ -89,7 +125,7 @@
         <w:jc w:val="both"/>
       </w:pPr>
       <w:r>
-        <w:t># Tạo PV</w:t>
+        <w:t># Tạo VG</w:t>
       </w:r>
     </w:p>
     <w:p>
@@ -113,7 +149,62 @@
         <w:rPr>
           <w:color w:val="008000"/>
         </w:rPr>
-        <w:t>pvcreate</w:t>
+        <w:t>vgcreate</w:t>
+      </w:r>
+      <w:r>
+        <w:t xml:space="preserve"> </w:t>
+      </w:r>
+      <w:r>
+        <w:rPr>
+          <w:color w:val="008000"/>
+        </w:rPr>
+        <w:t>vg-sdb</w:t>
+      </w:r>
+    </w:p>
+    <w:p>
+      <w:pPr>
+        <w:jc w:val="both"/>
+      </w:pPr>
+      <w:r>
+        <w:rPr>
+          <w:color w:val="6E7687"/>
+        </w:rPr>
+        <w:t># Tạo LV dùng toàn bộ vg-sdb</w:t>
+      </w:r>
+      <w:r>
+        <w:t xml:space="preserve"> </w:t>
+      </w:r>
+    </w:p>
+    <w:p>
+      <w:pPr>
+        <w:jc w:val="both"/>
+      </w:pPr>
+      <w:r>
+        <w:tab/>
+      </w:r>
+      <w:r>
+        <w:rPr>
+          <w:color w:val="0051C2"/>
+        </w:rPr>
+        <w:t>sudo</w:t>
+      </w:r>
+      <w:r>
+        <w:t xml:space="preserve"> </w:t>
+      </w:r>
+      <w:r>
+        <w:rPr>
+          <w:color w:val="008000"/>
+        </w:rPr>
+        <w:t>vgcreate</w:t>
+      </w:r>
+      <w:r>
+        <w:t xml:space="preserve"> </w:t>
+      </w:r>
+      <w:r>
+        <w:rPr>
+          <w:color w:val="008000"/>
+        </w:rPr>
+        <w:t>vg-sdb</w:t>
       </w:r>
       <w:r>
         <w:t xml:space="preserve"> </w:t>
@@ -127,22 +218,8 @@
     </w:p>
     <w:p>
       <w:pPr>
-        <w:jc w:val="both"/>
-      </w:pPr>
-      <w:r>
-        <w:t># Tạ</w:t>
-      </w:r>
-      <w:r>
-        <w:t>o VG</w:t>
-      </w:r>
-    </w:p>
-    <w:p>
-      <w:pPr>
         <w:ind w:firstLine="720"/>
         <w:jc w:val="both"/>
-        <w:rPr>
-          <w:color w:val="008000"/>
-        </w:rPr>
       </w:pPr>
       <w:r>
         <w:rPr>
@@ -157,7 +234,43 @@
         <w:rPr>
           <w:color w:val="008000"/>
         </w:rPr>
-        <w:t>vgcreate</w:t>
+        <w:t>lvcreate</w:t>
+      </w:r>
+      <w:r>
+        <w:t xml:space="preserve"> </w:t>
+      </w:r>
+      <w:r>
+        <w:rPr>
+          <w:color w:val="008000"/>
+        </w:rPr>
+        <w:t>-l</w:t>
+      </w:r>
+      <w:r>
+        <w:t xml:space="preserve"> </w:t>
+      </w:r>
+      <w:r>
+        <w:rPr>
+          <w:color w:val="008000"/>
+        </w:rPr>
+        <w:t>100%FREE</w:t>
+      </w:r>
+      <w:r>
+        <w:t xml:space="preserve"> </w:t>
+      </w:r>
+      <w:r>
+        <w:rPr>
+          <w:color w:val="008000"/>
+        </w:rPr>
+        <w:t>-n</w:t>
+      </w:r>
+      <w:r>
+        <w:t xml:space="preserve"> </w:t>
+      </w:r>
+      <w:r>
+        <w:rPr>
+          <w:color w:val="008000"/>
+        </w:rPr>
+        <w:t>lv-sdb</w:t>
       </w:r>
       <w:r>
         <w:t xml:space="preserve"> </w:t>
@@ -177,7 +290,7 @@
         <w:rPr>
           <w:color w:val="6E7687"/>
         </w:rPr>
-        <w:t># Tạo LV dùng toàn bộ vg-sdb</w:t>
+        <w:t># Định dạng ext4</w:t>
       </w:r>
       <w:r>
         <w:t xml:space="preserve"> </w:t>
@@ -187,6 +300,9 @@
       <w:pPr>
         <w:ind w:firstLine="720"/>
         <w:jc w:val="both"/>
+        <w:rPr>
+          <w:color w:val="008000"/>
+        </w:rPr>
       </w:pPr>
       <w:r>
         <w:rPr>
@@ -201,52 +317,16 @@
         <w:rPr>
           <w:color w:val="008000"/>
         </w:rPr>
-        <w:t>lvcreate</w:t>
-      </w:r>
-      <w:r>
-        <w:t xml:space="preserve"> </w:t>
-      </w:r>
-      <w:r>
-        <w:rPr>
-          <w:color w:val="008000"/>
-        </w:rPr>
-        <w:t>-l</w:t>
-      </w:r>
-      <w:r>
-        <w:t xml:space="preserve"> </w:t>
-      </w:r>
-      <w:r>
-        <w:rPr>
-          <w:color w:val="008000"/>
-        </w:rPr>
-        <w:t>100%FREE</w:t>
-      </w:r>
-      <w:r>
-        <w:t xml:space="preserve"> </w:t>
-      </w:r>
-      <w:r>
-        <w:rPr>
-          <w:color w:val="008000"/>
-        </w:rPr>
-        <w:t>-n</w:t>
-      </w:r>
-      <w:r>
-        <w:t xml:space="preserve"> </w:t>
-      </w:r>
-      <w:r>
-        <w:rPr>
-          <w:color w:val="008000"/>
-        </w:rPr>
-        <w:t>lv-sdb</w:t>
-      </w:r>
-      <w:r>
-        <w:t xml:space="preserve"> </w:t>
-      </w:r>
-      <w:r>
-        <w:rPr>
-          <w:color w:val="008000"/>
-        </w:rPr>
-        <w:t>vg-sdb</w:t>
+        <w:t>mkfs.ext4</w:t>
+      </w:r>
+      <w:r>
+        <w:t xml:space="preserve"> </w:t>
+      </w:r>
+      <w:r>
+        <w:rPr>
+          <w:color w:val="008000"/>
+        </w:rPr>
+        <w:t>/dev/vg-sdb/lv-sdb</w:t>
       </w:r>
     </w:p>
     <w:p>
@@ -257,7 +337,7 @@
         <w:rPr>
           <w:color w:val="6E7687"/>
         </w:rPr>
-        <w:t># Định dạng ext4</w:t>
+        <w:t># Tạo thư mục và mount</w:t>
       </w:r>
       <w:r>
         <w:t xml:space="preserve"> </w:t>
@@ -267,9 +347,6 @@
       <w:pPr>
         <w:ind w:firstLine="720"/>
         <w:jc w:val="both"/>
-        <w:rPr>
-          <w:color w:val="008000"/>
-        </w:rPr>
       </w:pPr>
       <w:r>
         <w:rPr>
@@ -284,7 +361,58 @@
         <w:rPr>
           <w:color w:val="008000"/>
         </w:rPr>
-        <w:t>mkfs.ext4</w:t>
+        <w:t>mkdir</w:t>
+      </w:r>
+      <w:r>
+        <w:t xml:space="preserve"> </w:t>
+      </w:r>
+      <w:r>
+        <w:rPr>
+          <w:color w:val="008000"/>
+        </w:rPr>
+        <w:t>-p</w:t>
+      </w:r>
+      <w:r>
+        <w:t xml:space="preserve"> </w:t>
+      </w:r>
+      <w:r>
+        <w:rPr>
+          <w:color w:val="008000"/>
+        </w:rPr>
+        <w:t>/</w:t>
+      </w:r>
+      <w:r>
+        <w:rPr>
+          <w:color w:val="008000"/>
+        </w:rPr>
+        <w:t>volume_b</w:t>
+      </w:r>
+      <w:r>
+        <w:t xml:space="preserve"> </w:t>
+      </w:r>
+    </w:p>
+    <w:p>
+      <w:pPr>
+        <w:ind w:firstLine="720"/>
+        <w:jc w:val="both"/>
+        <w:rPr>
+          <w:color w:val="008000"/>
+        </w:rPr>
+      </w:pPr>
+      <w:r>
+        <w:rPr>
+          <w:color w:val="0051C2"/>
+        </w:rPr>
+        <w:t>sudo</w:t>
+      </w:r>
+      <w:r>
+        <w:t xml:space="preserve"> </w:t>
+      </w:r>
+      <w:r>
+        <w:rPr>
+          <w:color w:val="008000"/>
+        </w:rPr>
+        <w:t>mount</w:t>
       </w:r>
       <w:r>
         <w:t xml:space="preserve"> </w:t>
@@ -295,50 +423,6 @@
         </w:rPr>
         <w:t>/dev/vg-sdb/lv-sdb</w:t>
       </w:r>
-    </w:p>
-    <w:p>
-      <w:pPr>
-        <w:jc w:val="both"/>
-      </w:pPr>
-      <w:r>
-        <w:rPr>
-          <w:color w:val="6E7687"/>
-        </w:rPr>
-        <w:t># Tạo thư mục và mount</w:t>
-      </w:r>
-      <w:r>
-        <w:t xml:space="preserve"> </w:t>
-      </w:r>
-    </w:p>
-    <w:p>
-      <w:pPr>
-        <w:ind w:firstLine="720"/>
-        <w:jc w:val="both"/>
-      </w:pPr>
-      <w:r>
-        <w:rPr>
-          <w:color w:val="0051C2"/>
-        </w:rPr>
-        <w:t>sudo</w:t>
-      </w:r>
-      <w:r>
-        <w:t xml:space="preserve"> </w:t>
-      </w:r>
-      <w:r>
-        <w:rPr>
-          <w:color w:val="008000"/>
-        </w:rPr>
-        <w:t>mkdir</w:t>
-      </w:r>
-      <w:r>
-        <w:t xml:space="preserve"> </w:t>
-      </w:r>
-      <w:r>
-        <w:rPr>
-          <w:color w:val="008000"/>
-        </w:rPr>
-        <w:t>-p</w:t>
-      </w:r>
       <w:r>
         <w:t xml:space="preserve"> </w:t>
       </w:r>
@@ -353,69 +437,6 @@
           <w:color w:val="008000"/>
         </w:rPr>
         <w:t>volume_b</w:t>
-      </w:r>
-      <w:r>
-        <w:t xml:space="preserve"> </w:t>
-      </w:r>
-    </w:p>
-    <w:p>
-      <w:pPr>
-        <w:ind w:firstLine="720"/>
-        <w:jc w:val="both"/>
-        <w:rPr>
-          <w:color w:val="008000"/>
-        </w:rPr>
-      </w:pPr>
-      <w:r>
-        <w:rPr>
-          <w:color w:val="0051C2"/>
-        </w:rPr>
-        <w:t>sudo</w:t>
-      </w:r>
-      <w:r>
-        <w:t xml:space="preserve"> </w:t>
-      </w:r>
-      <w:r>
-        <w:rPr>
-          <w:color w:val="008000"/>
-        </w:rPr>
-        <w:t>mount</w:t>
-      </w:r>
-      <w:r>
-        <w:t xml:space="preserve"> </w:t>
-      </w:r>
-      <w:r>
-        <w:rPr>
-          <w:color w:val="008000"/>
-        </w:rPr>
-        <w:t>/dev/vg-sdb/lv-sdb</w:t>
-      </w:r>
-      <w:r>
-        <w:t xml:space="preserve"> </w:t>
-      </w:r>
-      <w:r>
-        <w:rPr>
-          <w:color w:val="008000"/>
-        </w:rPr>
-        <w:t>/</w:t>
-      </w:r>
-      <w:r>
-        <w:rPr>
-          <w:color w:val="008000"/>
-        </w:rPr>
-        <w:t>volume</w:t>
-      </w:r>
-      <w:r>
-        <w:rPr>
-          <w:color w:val="008000"/>
-        </w:rPr>
-        <w:t>_</w:t>
-      </w:r>
-      <w:r>
-        <w:rPr>
-          <w:color w:val="008000"/>
-        </w:rPr>
-        <w:t>b</w:t>
       </w:r>
     </w:p>
     <w:p>
@@ -1064,10 +1085,7 @@
         <w:t>/dev/vg-sdb/lv-sdb</w:t>
       </w:r>
       <w:r>
-        <w:t xml:space="preserve"> </w:t>
-      </w:r>
-      <w:r>
-        <w:t xml:space="preserve">  ### nếu muốn theo số ghi thì điều chỉnh </w:t>
+        <w:t xml:space="preserve">   ### nếu muốn theo số ghi thì điều chỉnh </w:t>
       </w:r>
     </w:p>
     <w:p>
@@ -1122,7 +1140,6 @@
           <w:color w:val="0051C2"/>
           <w:highlight w:val="yellow"/>
         </w:rPr>
-        <w:lastRenderedPageBreak/>
         <w:t>+ Tạo ổ VG cho</w:t>
       </w:r>
       <w:r>
@@ -1140,8 +1157,6 @@
         </w:rPr>
         <w:t>c</w:t>
       </w:r>
-      <w:bookmarkStart w:id="0" w:name="_GoBack"/>
-      <w:bookmarkEnd w:id="0"/>
       <w:r>
         <w:rPr>
           <w:b/>
@@ -1200,7 +1215,7 @@
         <w:rPr>
           <w:color w:val="008000"/>
         </w:rPr>
-        <w:t>/dev/sdb</w:t>
+        <w:t>/dev/sdc</w:t>
       </w:r>
     </w:p>
     <w:p>
@@ -1241,7 +1256,7 @@
         <w:rPr>
           <w:color w:val="008000"/>
         </w:rPr>
-        <w:t>/dev/sdb</w:t>
+        <w:t>/dev/sdc</w:t>
       </w:r>
     </w:p>
     <w:p>
@@ -1282,7 +1297,13 @@
         <w:rPr>
           <w:color w:val="008000"/>
         </w:rPr>
-        <w:t>vg-sdb</w:t>
+        <w:t>vg-sd</w:t>
+      </w:r>
+      <w:r>
+        <w:rPr>
+          <w:color w:val="008000"/>
+        </w:rPr>
+        <w:t>c</w:t>
       </w:r>
     </w:p>
     <w:p>
@@ -1293,7 +1314,13 @@
         <w:rPr>
           <w:color w:val="6E7687"/>
         </w:rPr>
-        <w:t># Tạo LV dùng toàn bộ vg-sdb</w:t>
+        <w:t># Tạo LV dùng toàn bộ vg-sd</w:t>
+      </w:r>
+      <w:r>
+        <w:rPr>
+          <w:color w:val="6E7687"/>
+        </w:rPr>
+        <w:t>c</w:t>
       </w:r>
       <w:r>
         <w:t xml:space="preserve"> </w:t>
@@ -1303,11 +1330,14 @@
       <w:pPr>
         <w:ind w:firstLine="720"/>
         <w:jc w:val="both"/>
-      </w:pPr>
-      <w:r>
         <w:rPr>
           <w:color w:val="0051C2"/>
         </w:rPr>
+      </w:pPr>
+      <w:r>
+        <w:rPr>
+          <w:color w:val="0051C2"/>
+        </w:rPr>
         <w:t>sudo</w:t>
       </w:r>
       <w:r>
@@ -1317,6 +1347,45 @@
         <w:rPr>
           <w:color w:val="008000"/>
         </w:rPr>
+        <w:t>vgcreate</w:t>
+      </w:r>
+      <w:r>
+        <w:t xml:space="preserve"> </w:t>
+      </w:r>
+      <w:r>
+        <w:rPr>
+          <w:color w:val="008000"/>
+        </w:rPr>
+        <w:t>vg-sdc</w:t>
+      </w:r>
+      <w:r>
+        <w:t xml:space="preserve"> </w:t>
+      </w:r>
+      <w:r>
+        <w:rPr>
+          <w:color w:val="008000"/>
+        </w:rPr>
+        <w:t>/dev/sdc</w:t>
+      </w:r>
+    </w:p>
+    <w:p>
+      <w:pPr>
+        <w:ind w:firstLine="720"/>
+        <w:jc w:val="both"/>
+      </w:pPr>
+      <w:r>
+        <w:rPr>
+          <w:color w:val="0051C2"/>
+        </w:rPr>
+        <w:t>sudo</w:t>
+      </w:r>
+      <w:r>
+        <w:t xml:space="preserve"> </w:t>
+      </w:r>
+      <w:r>
+        <w:rPr>
+          <w:color w:val="008000"/>
+        </w:rPr>
         <w:t>lvcreate</w:t>
       </w:r>
       <w:r>
@@ -1353,16 +1422,28 @@
         <w:rPr>
           <w:color w:val="008000"/>
         </w:rPr>
-        <w:t>lv-sdb</w:t>
-      </w:r>
-      <w:r>
-        <w:t xml:space="preserve"> </w:t>
-      </w:r>
-      <w:r>
-        <w:rPr>
-          <w:color w:val="008000"/>
-        </w:rPr>
-        <w:t>vg-sdb</w:t>
+        <w:t>lv-sd</w:t>
+      </w:r>
+      <w:r>
+        <w:rPr>
+          <w:color w:val="008000"/>
+        </w:rPr>
+        <w:t>c</w:t>
+      </w:r>
+      <w:r>
+        <w:t xml:space="preserve"> </w:t>
+      </w:r>
+      <w:r>
+        <w:rPr>
+          <w:color w:val="008000"/>
+        </w:rPr>
+        <w:t>vg-sd</w:t>
+      </w:r>
+      <w:r>
+        <w:rPr>
+          <w:color w:val="008000"/>
+        </w:rPr>
+        <w:t>c</w:t>
       </w:r>
     </w:p>
     <w:p>
@@ -1409,7 +1490,25 @@
         <w:rPr>
           <w:color w:val="008000"/>
         </w:rPr>
-        <w:t>/dev/vg-sdb/lv-sdb</w:t>
+        <w:t>/dev/vg-sd</w:t>
+      </w:r>
+      <w:r>
+        <w:rPr>
+          <w:color w:val="008000"/>
+        </w:rPr>
+        <w:t>c</w:t>
+      </w:r>
+      <w:r>
+        <w:rPr>
+          <w:color w:val="008000"/>
+        </w:rPr>
+        <w:t>/lv-sd</w:t>
+      </w:r>
+      <w:r>
+        <w:rPr>
+          <w:color w:val="008000"/>
+        </w:rPr>
+        <w:t>c</w:t>
       </w:r>
     </w:p>
     <w:p>
@@ -1462,7 +1561,13 @@
         <w:rPr>
           <w:color w:val="008000"/>
         </w:rPr>
-        <w:t>/volume_b</w:t>
+        <w:t>/volume_</w:t>
+      </w:r>
+      <w:r>
+        <w:rPr>
+          <w:color w:val="008000"/>
+        </w:rPr>
+        <w:t>c</w:t>
       </w:r>
       <w:r>
         <w:t xml:space="preserve"> </w:t>
@@ -1498,16 +1603,40 @@
         <w:rPr>
           <w:color w:val="008000"/>
         </w:rPr>
-        <w:t>/dev/vg-sdb/lv-sdb</w:t>
-      </w:r>
-      <w:r>
-        <w:t xml:space="preserve"> </w:t>
-      </w:r>
-      <w:r>
-        <w:rPr>
-          <w:color w:val="008000"/>
-        </w:rPr>
-        <w:t>/volume_b</w:t>
+        <w:t>/dev/vg-sd</w:t>
+      </w:r>
+      <w:r>
+        <w:rPr>
+          <w:color w:val="008000"/>
+        </w:rPr>
+        <w:t>c</w:t>
+      </w:r>
+      <w:r>
+        <w:rPr>
+          <w:color w:val="008000"/>
+        </w:rPr>
+        <w:t>/lv-sd</w:t>
+      </w:r>
+      <w:r>
+        <w:rPr>
+          <w:color w:val="008000"/>
+        </w:rPr>
+        <w:t>c</w:t>
+      </w:r>
+      <w:r>
+        <w:t xml:space="preserve"> </w:t>
+      </w:r>
+      <w:r>
+        <w:rPr>
+          <w:color w:val="008000"/>
+        </w:rPr>
+        <w:t>/volume_</w:t>
+      </w:r>
+      <w:r>
+        <w:rPr>
+          <w:color w:val="008000"/>
+        </w:rPr>
+        <w:t>c</w:t>
       </w:r>
     </w:p>
     <w:p>
@@ -1545,7 +1674,37 @@
         <w:rPr>
           <w:color w:val="008000"/>
         </w:rPr>
-        <w:t>'/dev/vg-sdb/lv-sdb /volume_b</w:t>
+        <w:t>'/dev/vg-sd</w:t>
+      </w:r>
+      <w:r>
+        <w:rPr>
+          <w:color w:val="008000"/>
+        </w:rPr>
+        <w:t>c</w:t>
+      </w:r>
+      <w:r>
+        <w:rPr>
+          <w:color w:val="008000"/>
+        </w:rPr>
+        <w:t>/lv-sd</w:t>
+      </w:r>
+      <w:r>
+        <w:rPr>
+          <w:color w:val="008000"/>
+        </w:rPr>
+        <w:t>c</w:t>
+      </w:r>
+      <w:r>
+        <w:rPr>
+          <w:color w:val="008000"/>
+        </w:rPr>
+        <w:t xml:space="preserve"> /volume_</w:t>
+      </w:r>
+      <w:r>
+        <w:rPr>
+          <w:color w:val="008000"/>
+        </w:rPr>
+        <w:t>c</w:t>
       </w:r>
       <w:r>
         <w:t xml:space="preserve"> </w:t>
@@ -1682,7 +1841,13 @@
         <w:rPr>
           <w:color w:val="008000"/>
         </w:rPr>
-        <w:t>volume_b</w:t>
+        <w:t>volume_</w:t>
+      </w:r>
+      <w:r>
+        <w:rPr>
+          <w:color w:val="008000"/>
+        </w:rPr>
+        <w:t>c</w:t>
       </w:r>
     </w:p>
     <w:p>
@@ -1821,7 +1986,6 @@
         <w:rPr>
           <w:b/>
         </w:rPr>
-        <w:lastRenderedPageBreak/>
         <w:tab/>
       </w:r>
       <w:r>
@@ -2068,8 +2232,8 @@
         </w:rPr>
         <w:drawing>
           <wp:inline distT="0" distB="0" distL="0" distR="0" wp14:anchorId="0F088068" wp14:editId="510CEFCC">
-            <wp:extent cx="5943600" cy="2844800"/>
-            <wp:effectExtent l="0" t="0" r="0" b="0"/>
+            <wp:extent cx="5972175" cy="2994660"/>
+            <wp:effectExtent l="0" t="0" r="9525" b="0"/>
             <wp:docPr id="6" name="Picture 6"/>
             <wp:cNvGraphicFramePr>
               <a:graphicFrameLocks xmlns:a="http://schemas.openxmlformats.org/drawingml/2006/main" noChangeAspect="1"/>
@@ -2090,7 +2254,7 @@
                   <pic:spPr>
                     <a:xfrm>
                       <a:off x="0" y="0"/>
-                      <a:ext cx="5943600" cy="2844800"/>
+                      <a:ext cx="6007210" cy="3012228"/>
                     </a:xfrm>
                     <a:prstGeom prst="rect">
                       <a:avLst/>
@@ -2115,6 +2279,17 @@
       <w:r>
         <w:t xml:space="preserve"># Tạo Vps sau khi tạo ổ </w:t>
       </w:r>
+      <w:r>
+        <w:t xml:space="preserve">&amp;&amp; đây là vào máy vật lý </w:t>
+      </w:r>
+    </w:p>
+    <w:p>
+      <w:pPr>
+        <w:jc w:val="both"/>
+      </w:pPr>
+      <w:r>
+        <w:t xml:space="preserve">Tạo  root/iso/      ### sau đó tải file iso lên đây </w:t>
+      </w:r>
     </w:p>
     <w:p>
       <w:pPr>
@@ -2129,6 +2304,7 @@
         <w:jc w:val="both"/>
       </w:pPr>
       <w:r>
+        <w:lastRenderedPageBreak/>
         <w:t>cp /root/iso/ubuntu-22.04.5-live-server-amd64.iso /var/lib/libvirt/images/iso/</w:t>
       </w:r>
     </w:p>
@@ -2138,6 +2314,64 @@
       </w:pPr>
       <w:r>
         <w:t>chmod 644 /var/lib/libvirt/images/iso/ubuntu-22.04.5-live-server-amd64.iso</w:t>
+      </w:r>
+    </w:p>
+    <w:p>
+      <w:pPr>
+        <w:jc w:val="both"/>
+      </w:pPr>
+    </w:p>
+    <w:p>
+      <w:pPr>
+        <w:jc w:val="both"/>
+      </w:pPr>
+      <w:r>
+        <w:t>========== vào cook pit =============================================================</w:t>
+      </w:r>
+    </w:p>
+    <w:p>
+      <w:pPr>
+        <w:jc w:val="both"/>
+      </w:pPr>
+      <w:r>
+        <w:rPr>
+          <w:noProof/>
+        </w:rPr>
+        <w:drawing>
+          <wp:inline distT="0" distB="0" distL="0" distR="0" wp14:anchorId="5C072420" wp14:editId="765B7848">
+            <wp:extent cx="5943600" cy="4745355"/>
+            <wp:effectExtent l="0" t="0" r="0" b="0"/>
+            <wp:docPr id="7" name="Picture 7"/>
+            <wp:cNvGraphicFramePr>
+              <a:graphicFrameLocks xmlns:a="http://schemas.openxmlformats.org/drawingml/2006/main" noChangeAspect="1"/>
+            </wp:cNvGraphicFramePr>
+            <a:graphic xmlns:a="http://schemas.openxmlformats.org/drawingml/2006/main">
+              <a:graphicData uri="http://schemas.openxmlformats.org/drawingml/2006/picture">
+                <pic:pic xmlns:pic="http://schemas.openxmlformats.org/drawingml/2006/picture">
+                  <pic:nvPicPr>
+                    <pic:cNvPr id="1" name=""/>
+                    <pic:cNvPicPr/>
+                  </pic:nvPicPr>
+                  <pic:blipFill>
+                    <a:blip r:embed="rId11"/>
+                    <a:stretch>
+                      <a:fillRect/>
+                    </a:stretch>
+                  </pic:blipFill>
+                  <pic:spPr>
+                    <a:xfrm>
+                      <a:off x="0" y="0"/>
+                      <a:ext cx="5943600" cy="4745355"/>
+                    </a:xfrm>
+                    <a:prstGeom prst="rect">
+                      <a:avLst/>
+                    </a:prstGeom>
+                  </pic:spPr>
+                </pic:pic>
+              </a:graphicData>
+            </a:graphic>
+          </wp:inline>
+        </w:drawing>
       </w:r>
     </w:p>
     <w:p>
@@ -2146,11 +2380,11 @@
           <w:bottom w:val="double" w:sz="6" w:space="1" w:color="auto"/>
         </w:pBdr>
         <w:jc w:val="both"/>
-      </w:pPr>
-      <w:r>
-        <w:lastRenderedPageBreak/>
-        <w:t>tải file ISO</w:t>
-      </w:r>
+        <w:rPr>
+          <w:b/>
+          <w:color w:val="FF0000"/>
+        </w:rPr>
+      </w:pPr>
     </w:p>
     <w:p>
       <w:pPr>
@@ -2215,6 +2449,7 @@
     </w:p>
     <w:p>
       <w:r>
+        <w:lastRenderedPageBreak/>
         <w:t xml:space="preserve">      dhcp6: false</w:t>
       </w:r>
     </w:p>
@@ -2318,53 +2553,53 @@
     </w:p>
     <w:p>
       <w:r>
+        <w:t xml:space="preserve">      - 14.252.164.23</w:t>
+      </w:r>
+      <w:r>
+        <w:t>4</w:t>
+      </w:r>
+      <w:r>
+        <w:t>/29</w:t>
+      </w:r>
+    </w:p>
+    <w:p>
+      <w:r>
+        <w:t xml:space="preserve">      nameservers:</w:t>
+      </w:r>
+    </w:p>
+    <w:p>
+      <w:r>
+        <w:t xml:space="preserve">        addresses:</w:t>
+      </w:r>
+    </w:p>
+    <w:p>
+      <w:r>
+        <w:t xml:space="preserve">        - 8.8.8.8</w:t>
+      </w:r>
+    </w:p>
+    <w:p>
+      <w:r>
+        <w:t xml:space="preserve">        - 8.8.4.4</w:t>
+      </w:r>
+    </w:p>
+    <w:p>
+      <w:r>
+        <w:t xml:space="preserve">        search: []</w:t>
+      </w:r>
+    </w:p>
+    <w:p>
+      <w:r>
+        <w:t xml:space="preserve">      routes:</w:t>
+      </w:r>
+    </w:p>
+    <w:p>
+      <w:r>
+        <w:t xml:space="preserve">      - to: default</w:t>
+      </w:r>
+    </w:p>
+    <w:p>
+      <w:r>
         <w:lastRenderedPageBreak/>
-        <w:t xml:space="preserve">      - 14.252.164.23</w:t>
-      </w:r>
-      <w:r>
-        <w:t>4</w:t>
-      </w:r>
-      <w:r>
-        <w:t>/29</w:t>
-      </w:r>
-    </w:p>
-    <w:p>
-      <w:r>
-        <w:t xml:space="preserve">      nameservers:</w:t>
-      </w:r>
-    </w:p>
-    <w:p>
-      <w:r>
-        <w:t xml:space="preserve">        addresses:</w:t>
-      </w:r>
-    </w:p>
-    <w:p>
-      <w:r>
-        <w:t xml:space="preserve">        - 8.8.8.8</w:t>
-      </w:r>
-    </w:p>
-    <w:p>
-      <w:r>
-        <w:t xml:space="preserve">        - 8.8.4.4</w:t>
-      </w:r>
-    </w:p>
-    <w:p>
-      <w:r>
-        <w:t xml:space="preserve">        search: []</w:t>
-      </w:r>
-    </w:p>
-    <w:p>
-      <w:r>
-        <w:t xml:space="preserve">      routes:</w:t>
-      </w:r>
-    </w:p>
-    <w:p>
-      <w:r>
-        <w:t xml:space="preserve">      - to: default</w:t>
-      </w:r>
-    </w:p>
-    <w:p>
-      <w:r>
         <w:t xml:space="preserve">        via: 14.252.164.233</w:t>
       </w:r>
     </w:p>
@@ -2389,7 +2624,27 @@
         <w:rPr>
           <w:b/>
         </w:rPr>
-        <w:t>Sau khi  cài xong xóa ở phần Add network interface rồi thêm như sau</w:t>
+        <w:t xml:space="preserve">Sau khi  cài xong xóa ở phần Add network interface </w:t>
+      </w:r>
+      <w:r>
+        <w:rPr>
+          <w:b/>
+        </w:rPr>
+        <w:t>Phầnnày ở Virtualmachine</w:t>
+      </w:r>
+      <w:bookmarkStart w:id="0" w:name="_GoBack"/>
+      <w:bookmarkEnd w:id="0"/>
+      <w:r>
+        <w:rPr>
+          <w:b/>
+        </w:rPr>
+        <w:t>)</w:t>
+      </w:r>
+      <w:r>
+        <w:rPr>
+          <w:b/>
+        </w:rPr>
+        <w:t>rồi thêm như sau</w:t>
       </w:r>
     </w:p>
     <w:p>
@@ -2406,8 +2661,8 @@
         </w:rPr>
         <w:drawing>
           <wp:inline distT="0" distB="0" distL="0" distR="0" wp14:anchorId="1D1AE1D1" wp14:editId="2B55C879">
-            <wp:extent cx="5943600" cy="3234055"/>
-            <wp:effectExtent l="0" t="0" r="0" b="4445"/>
+            <wp:extent cx="5934075" cy="3234055"/>
+            <wp:effectExtent l="0" t="0" r="9525" b="4445"/>
             <wp:docPr id="953012910" name="Picture 1"/>
             <wp:cNvGraphicFramePr>
               <a:graphicFrameLocks xmlns:a="http://schemas.openxmlformats.org/drawingml/2006/main" noChangeAspect="1"/>
@@ -2420,7 +2675,7 @@
                     <pic:cNvPicPr/>
                   </pic:nvPicPr>
                   <pic:blipFill>
-                    <a:blip r:embed="rId11"/>
+                    <a:blip r:embed="rId12"/>
                     <a:stretch>
                       <a:fillRect/>
                     </a:stretch>
@@ -2428,7 +2683,7 @@
                   <pic:spPr>
                     <a:xfrm>
                       <a:off x="0" y="0"/>
-                      <a:ext cx="5943600" cy="3234055"/>
+                      <a:ext cx="5934075" cy="3234055"/>
                     </a:xfrm>
                     <a:prstGeom prst="rect">
                       <a:avLst/>
@@ -2462,70 +2717,11 @@
         <w:rPr>
           <w:noProof/>
         </w:rPr>
-        <w:lastRenderedPageBreak/>
         <w:drawing>
           <wp:inline distT="0" distB="0" distL="0" distR="0" wp14:anchorId="28865AC3" wp14:editId="24BC68A1">
             <wp:extent cx="5943600" cy="3186430"/>
             <wp:effectExtent l="0" t="0" r="0" b="0"/>
             <wp:docPr id="4" name="Picture 4"/>
-            <wp:cNvGraphicFramePr>
-              <a:graphicFrameLocks xmlns:a="http://schemas.openxmlformats.org/drawingml/2006/main" noChangeAspect="1"/>
-            </wp:cNvGraphicFramePr>
-            <a:graphic xmlns:a="http://schemas.openxmlformats.org/drawingml/2006/main">
-              <a:graphicData uri="http://schemas.openxmlformats.org/drawingml/2006/picture">
-                <pic:pic xmlns:pic="http://schemas.openxmlformats.org/drawingml/2006/picture">
-                  <pic:nvPicPr>
-                    <pic:cNvPr id="1" name=""/>
-                    <pic:cNvPicPr/>
-                  </pic:nvPicPr>
-                  <pic:blipFill>
-                    <a:blip r:embed="rId12"/>
-                    <a:stretch>
-                      <a:fillRect/>
-                    </a:stretch>
-                  </pic:blipFill>
-                  <pic:spPr>
-                    <a:xfrm>
-                      <a:off x="0" y="0"/>
-                      <a:ext cx="5943600" cy="3186430"/>
-                    </a:xfrm>
-                    <a:prstGeom prst="rect">
-                      <a:avLst/>
-                    </a:prstGeom>
-                  </pic:spPr>
-                </pic:pic>
-              </a:graphicData>
-            </a:graphic>
-          </wp:inline>
-        </w:drawing>
-      </w:r>
-    </w:p>
-    <w:p>
-      <w:pPr>
-        <w:jc w:val="both"/>
-      </w:pPr>
-    </w:p>
-    <w:p>
-      <w:pPr>
-        <w:jc w:val="both"/>
-      </w:pPr>
-      <w:r>
-        <w:t xml:space="preserve">vào VPS </w:t>
-      </w:r>
-    </w:p>
-    <w:p>
-      <w:pPr>
-        <w:jc w:val="both"/>
-      </w:pPr>
-      <w:r>
-        <w:rPr>
-          <w:noProof/>
-        </w:rPr>
-        <w:drawing>
-          <wp:inline distT="0" distB="0" distL="0" distR="0" wp14:anchorId="7DEBB21D" wp14:editId="07EAA62A">
-            <wp:extent cx="5820587" cy="2333951"/>
-            <wp:effectExtent l="0" t="0" r="0" b="9525"/>
-            <wp:docPr id="5" name="Picture 5"/>
             <wp:cNvGraphicFramePr>
               <a:graphicFrameLocks xmlns:a="http://schemas.openxmlformats.org/drawingml/2006/main" noChangeAspect="1"/>
             </wp:cNvGraphicFramePr>
@@ -2545,6 +2741,64 @@
                   <pic:spPr>
                     <a:xfrm>
                       <a:off x="0" y="0"/>
+                      <a:ext cx="5943600" cy="3186430"/>
+                    </a:xfrm>
+                    <a:prstGeom prst="rect">
+                      <a:avLst/>
+                    </a:prstGeom>
+                  </pic:spPr>
+                </pic:pic>
+              </a:graphicData>
+            </a:graphic>
+          </wp:inline>
+        </w:drawing>
+      </w:r>
+    </w:p>
+    <w:p>
+      <w:pPr>
+        <w:jc w:val="both"/>
+      </w:pPr>
+    </w:p>
+    <w:p>
+      <w:pPr>
+        <w:jc w:val="both"/>
+      </w:pPr>
+      <w:r>
+        <w:t xml:space="preserve">vào VPS </w:t>
+      </w:r>
+    </w:p>
+    <w:p>
+      <w:pPr>
+        <w:jc w:val="both"/>
+      </w:pPr>
+      <w:r>
+        <w:rPr>
+          <w:noProof/>
+        </w:rPr>
+        <w:drawing>
+          <wp:inline distT="0" distB="0" distL="0" distR="0" wp14:anchorId="7DEBB21D" wp14:editId="07EAA62A">
+            <wp:extent cx="5820587" cy="2333951"/>
+            <wp:effectExtent l="0" t="0" r="0" b="9525"/>
+            <wp:docPr id="5" name="Picture 5"/>
+            <wp:cNvGraphicFramePr>
+              <a:graphicFrameLocks xmlns:a="http://schemas.openxmlformats.org/drawingml/2006/main" noChangeAspect="1"/>
+            </wp:cNvGraphicFramePr>
+            <a:graphic xmlns:a="http://schemas.openxmlformats.org/drawingml/2006/main">
+              <a:graphicData uri="http://schemas.openxmlformats.org/drawingml/2006/picture">
+                <pic:pic xmlns:pic="http://schemas.openxmlformats.org/drawingml/2006/picture">
+                  <pic:nvPicPr>
+                    <pic:cNvPr id="1" name=""/>
+                    <pic:cNvPicPr/>
+                  </pic:nvPicPr>
+                  <pic:blipFill>
+                    <a:blip r:embed="rId14"/>
+                    <a:stretch>
+                      <a:fillRect/>
+                    </a:stretch>
+                  </pic:blipFill>
+                  <pic:spPr>
+                    <a:xfrm>
+                      <a:off x="0" y="0"/>
                       <a:ext cx="5820587" cy="2333951"/>
                     </a:xfrm>
                     <a:prstGeom prst="rect">
@@ -2651,7 +2905,185 @@
           <w:sz w:val="28"/>
           <w:szCs w:val="28"/>
         </w:rPr>
+        <w:t>👉</w:t>
+      </w:r>
+      <w:r>
+        <w:rPr>
+          <w:sz w:val="28"/>
+          <w:szCs w:val="28"/>
+        </w:rPr>
+        <w:t xml:space="preserve"> nhập:</w:t>
+      </w:r>
+    </w:p>
+    <w:p>
+      <w:pPr>
+        <w:jc w:val="both"/>
+        <w:rPr>
+          <w:sz w:val="28"/>
+          <w:szCs w:val="28"/>
+        </w:rPr>
+      </w:pPr>
+    </w:p>
+    <w:p>
+      <w:pPr>
+        <w:jc w:val="both"/>
+        <w:rPr>
+          <w:sz w:val="28"/>
+          <w:szCs w:val="28"/>
+        </w:rPr>
+      </w:pPr>
+      <w:r>
+        <w:rPr>
+          <w:sz w:val="28"/>
+          <w:szCs w:val="28"/>
+        </w:rPr>
+        <w:t>n</w:t>
+      </w:r>
+    </w:p>
+    <w:p>
+      <w:pPr>
+        <w:jc w:val="both"/>
+        <w:rPr>
+          <w:sz w:val="28"/>
+          <w:szCs w:val="28"/>
+        </w:rPr>
+      </w:pPr>
+      <w:r>
+        <w:rPr>
+          <w:sz w:val="28"/>
+          <w:szCs w:val="28"/>
+        </w:rPr>
+        <w:t>p</w:t>
+      </w:r>
+    </w:p>
+    <w:p>
+      <w:pPr>
+        <w:jc w:val="both"/>
+        <w:rPr>
+          <w:sz w:val="28"/>
+          <w:szCs w:val="28"/>
+        </w:rPr>
+      </w:pPr>
+      <w:r>
+        <w:rPr>
+          <w:sz w:val="28"/>
+          <w:szCs w:val="28"/>
+        </w:rPr>
+        <w:t>Enter</w:t>
+      </w:r>
+    </w:p>
+    <w:p>
+      <w:pPr>
+        <w:jc w:val="both"/>
+        <w:rPr>
+          <w:sz w:val="28"/>
+          <w:szCs w:val="28"/>
+        </w:rPr>
+      </w:pPr>
+      <w:r>
+        <w:rPr>
+          <w:sz w:val="28"/>
+          <w:szCs w:val="28"/>
+        </w:rPr>
+        <w:t>Enter</w:t>
+      </w:r>
+    </w:p>
+    <w:p>
+      <w:pPr>
+        <w:jc w:val="both"/>
+        <w:rPr>
+          <w:sz w:val="28"/>
+          <w:szCs w:val="28"/>
+        </w:rPr>
+      </w:pPr>
+      <w:r>
+        <w:rPr>
+          <w:sz w:val="28"/>
+          <w:szCs w:val="28"/>
+        </w:rPr>
+        <w:t>Enter</w:t>
+      </w:r>
+    </w:p>
+    <w:p>
+      <w:pPr>
+        <w:jc w:val="both"/>
+        <w:rPr>
+          <w:sz w:val="28"/>
+          <w:szCs w:val="28"/>
+        </w:rPr>
+      </w:pPr>
+      <w:r>
+        <w:rPr>
+          <w:sz w:val="28"/>
+          <w:szCs w:val="28"/>
+        </w:rPr>
+        <w:t>w</w:t>
+      </w:r>
+    </w:p>
+    <w:p>
+      <w:pPr>
+        <w:jc w:val="both"/>
+        <w:rPr>
+          <w:sz w:val="28"/>
+          <w:szCs w:val="28"/>
+        </w:rPr>
+      </w:pPr>
+    </w:p>
+    <w:p>
+      <w:pPr>
+        <w:jc w:val="both"/>
+        <w:rPr>
+          <w:sz w:val="28"/>
+          <w:szCs w:val="28"/>
+        </w:rPr>
+      </w:pPr>
+      <w:r>
+        <w:rPr>
+          <w:rFonts w:ascii="Segoe UI Symbol" w:hAnsi="Segoe UI Symbol" w:cs="Segoe UI Symbol"/>
+          <w:sz w:val="28"/>
+          <w:szCs w:val="28"/>
+        </w:rPr>
         <w:lastRenderedPageBreak/>
+        <w:t>✅</w:t>
+      </w:r>
+      <w:r>
+        <w:rPr>
+          <w:sz w:val="28"/>
+          <w:szCs w:val="28"/>
+        </w:rPr>
+        <w:t xml:space="preserve"> Bước 2: Kiểm tra lại</w:t>
+      </w:r>
+    </w:p>
+    <w:p>
+      <w:pPr>
+        <w:jc w:val="both"/>
+        <w:rPr>
+          <w:sz w:val="28"/>
+          <w:szCs w:val="28"/>
+        </w:rPr>
+      </w:pPr>
+      <w:r>
+        <w:rPr>
+          <w:sz w:val="28"/>
+          <w:szCs w:val="28"/>
+        </w:rPr>
+        <w:t>lsblk</w:t>
+      </w:r>
+    </w:p>
+    <w:p>
+      <w:pPr>
+        <w:jc w:val="both"/>
+        <w:rPr>
+          <w:sz w:val="28"/>
+          <w:szCs w:val="28"/>
+        </w:rPr>
+      </w:pPr>
+      <w:r>
+        <w:rPr>
+          <w:rFonts w:ascii="Segoe UI Symbol" w:hAnsi="Segoe UI Symbol" w:cs="Segoe UI Symbol"/>
+          <w:sz w:val="28"/>
+          <w:szCs w:val="28"/>
+        </w:rPr>
         <w:t>👉</w:t>
       </w:r>
       <w:r>
@@ -2659,112 +3091,14 @@
           <w:sz w:val="28"/>
           <w:szCs w:val="28"/>
         </w:rPr>
-        <w:t xml:space="preserve"> nhập:</w:t>
-      </w:r>
-    </w:p>
-    <w:p>
-      <w:pPr>
-        <w:jc w:val="both"/>
-        <w:rPr>
-          <w:sz w:val="28"/>
-          <w:szCs w:val="28"/>
-        </w:rPr>
-      </w:pPr>
-    </w:p>
-    <w:p>
-      <w:pPr>
-        <w:jc w:val="both"/>
-        <w:rPr>
-          <w:sz w:val="28"/>
-          <w:szCs w:val="28"/>
-        </w:rPr>
-      </w:pPr>
-      <w:r>
-        <w:rPr>
-          <w:sz w:val="28"/>
-          <w:szCs w:val="28"/>
-        </w:rPr>
-        <w:t>n</w:t>
-      </w:r>
-    </w:p>
-    <w:p>
-      <w:pPr>
-        <w:jc w:val="both"/>
-        <w:rPr>
-          <w:sz w:val="28"/>
-          <w:szCs w:val="28"/>
-        </w:rPr>
-      </w:pPr>
-      <w:r>
-        <w:rPr>
-          <w:sz w:val="28"/>
-          <w:szCs w:val="28"/>
-        </w:rPr>
-        <w:t>p</w:t>
-      </w:r>
-    </w:p>
-    <w:p>
-      <w:pPr>
-        <w:jc w:val="both"/>
-        <w:rPr>
-          <w:sz w:val="28"/>
-          <w:szCs w:val="28"/>
-        </w:rPr>
-      </w:pPr>
-      <w:r>
-        <w:rPr>
-          <w:sz w:val="28"/>
-          <w:szCs w:val="28"/>
-        </w:rPr>
-        <w:t>Enter</w:t>
-      </w:r>
-    </w:p>
-    <w:p>
-      <w:pPr>
-        <w:jc w:val="both"/>
-        <w:rPr>
-          <w:sz w:val="28"/>
-          <w:szCs w:val="28"/>
-        </w:rPr>
-      </w:pPr>
-      <w:r>
-        <w:rPr>
-          <w:sz w:val="28"/>
-          <w:szCs w:val="28"/>
-        </w:rPr>
-        <w:t>Enter</w:t>
-      </w:r>
-    </w:p>
-    <w:p>
-      <w:pPr>
-        <w:jc w:val="both"/>
-        <w:rPr>
-          <w:sz w:val="28"/>
-          <w:szCs w:val="28"/>
-        </w:rPr>
-      </w:pPr>
-      <w:r>
-        <w:rPr>
-          <w:sz w:val="28"/>
-          <w:szCs w:val="28"/>
-        </w:rPr>
-        <w:t>Enter</w:t>
-      </w:r>
-    </w:p>
-    <w:p>
-      <w:pPr>
-        <w:jc w:val="both"/>
-        <w:rPr>
-          <w:sz w:val="28"/>
-          <w:szCs w:val="28"/>
-        </w:rPr>
-      </w:pPr>
-      <w:r>
-        <w:rPr>
-          <w:sz w:val="28"/>
-          <w:szCs w:val="28"/>
-        </w:rPr>
-        <w:t>w</w:t>
+        <w:t xml:space="preserve"> phải thấy:</w:t>
+      </w:r>
+      <w:r>
+        <w:rPr>
+          <w:sz w:val="28"/>
+          <w:szCs w:val="28"/>
+        </w:rPr>
+        <w:t>vb1</w:t>
       </w:r>
     </w:p>
     <w:p>
@@ -2797,23 +3131,23 @@
           <w:sz w:val="28"/>
           <w:szCs w:val="28"/>
         </w:rPr>
-        <w:t xml:space="preserve"> Bước 2: Kiểm tra lại</w:t>
-      </w:r>
-    </w:p>
-    <w:p>
-      <w:pPr>
-        <w:jc w:val="both"/>
-        <w:rPr>
-          <w:sz w:val="28"/>
-          <w:szCs w:val="28"/>
-        </w:rPr>
-      </w:pPr>
-      <w:r>
-        <w:rPr>
-          <w:sz w:val="28"/>
-          <w:szCs w:val="28"/>
-        </w:rPr>
-        <w:t>lsblk</w:t>
+        <w:t xml:space="preserve"> Bước 3: Format</w:t>
+      </w:r>
+    </w:p>
+    <w:p>
+      <w:pPr>
+        <w:jc w:val="both"/>
+        <w:rPr>
+          <w:sz w:val="28"/>
+          <w:szCs w:val="28"/>
+        </w:rPr>
+      </w:pPr>
+      <w:r>
+        <w:rPr>
+          <w:sz w:val="28"/>
+          <w:szCs w:val="28"/>
+        </w:rPr>
+        <w:t>mkfs.ext4 /dev/vdb1</w:t>
       </w:r>
     </w:p>
     <w:p>
@@ -2830,21 +3164,46 @@
           <w:sz w:val="28"/>
           <w:szCs w:val="28"/>
         </w:rPr>
-        <w:t>👉</w:t>
-      </w:r>
-      <w:r>
-        <w:rPr>
-          <w:sz w:val="28"/>
-          <w:szCs w:val="28"/>
-        </w:rPr>
-        <w:t xml:space="preserve"> phải thấy:</w:t>
-      </w:r>
-      <w:r>
-        <w:rPr>
-          <w:sz w:val="28"/>
-          <w:szCs w:val="28"/>
-        </w:rPr>
-        <w:t>vb1</w:t>
+        <w:t>✅</w:t>
+      </w:r>
+      <w:r>
+        <w:rPr>
+          <w:sz w:val="28"/>
+          <w:szCs w:val="28"/>
+        </w:rPr>
+        <w:t xml:space="preserve"> Bước 4: Mount</w:t>
+      </w:r>
+    </w:p>
+    <w:p>
+      <w:pPr>
+        <w:jc w:val="both"/>
+        <w:rPr>
+          <w:sz w:val="28"/>
+          <w:szCs w:val="28"/>
+        </w:rPr>
+      </w:pPr>
+      <w:r>
+        <w:rPr>
+          <w:sz w:val="28"/>
+          <w:szCs w:val="28"/>
+        </w:rPr>
+        <w:t>mkdir /backup</w:t>
+      </w:r>
+    </w:p>
+    <w:p>
+      <w:pPr>
+        <w:jc w:val="both"/>
+        <w:rPr>
+          <w:sz w:val="28"/>
+          <w:szCs w:val="28"/>
+        </w:rPr>
+      </w:pPr>
+      <w:r>
+        <w:rPr>
+          <w:sz w:val="28"/>
+          <w:szCs w:val="28"/>
+        </w:rPr>
+        <w:t>mount /dev/vdb1 /backup</w:t>
       </w:r>
     </w:p>
     <w:p>
@@ -2877,111 +3236,6 @@
           <w:sz w:val="28"/>
           <w:szCs w:val="28"/>
         </w:rPr>
-        <w:t xml:space="preserve"> Bước 3: Format</w:t>
-      </w:r>
-    </w:p>
-    <w:p>
-      <w:pPr>
-        <w:jc w:val="both"/>
-        <w:rPr>
-          <w:sz w:val="28"/>
-          <w:szCs w:val="28"/>
-        </w:rPr>
-      </w:pPr>
-      <w:r>
-        <w:rPr>
-          <w:sz w:val="28"/>
-          <w:szCs w:val="28"/>
-        </w:rPr>
-        <w:t>mkfs.ext4 /dev/vdb1</w:t>
-      </w:r>
-    </w:p>
-    <w:p>
-      <w:pPr>
-        <w:jc w:val="both"/>
-        <w:rPr>
-          <w:sz w:val="28"/>
-          <w:szCs w:val="28"/>
-        </w:rPr>
-      </w:pPr>
-      <w:r>
-        <w:rPr>
-          <w:rFonts w:ascii="Segoe UI Symbol" w:hAnsi="Segoe UI Symbol" w:cs="Segoe UI Symbol"/>
-          <w:sz w:val="28"/>
-          <w:szCs w:val="28"/>
-        </w:rPr>
-        <w:t>✅</w:t>
-      </w:r>
-      <w:r>
-        <w:rPr>
-          <w:sz w:val="28"/>
-          <w:szCs w:val="28"/>
-        </w:rPr>
-        <w:t xml:space="preserve"> Bước 4: Mount</w:t>
-      </w:r>
-    </w:p>
-    <w:p>
-      <w:pPr>
-        <w:jc w:val="both"/>
-        <w:rPr>
-          <w:sz w:val="28"/>
-          <w:szCs w:val="28"/>
-        </w:rPr>
-      </w:pPr>
-      <w:r>
-        <w:rPr>
-          <w:sz w:val="28"/>
-          <w:szCs w:val="28"/>
-        </w:rPr>
-        <w:t>mkdir /backup</w:t>
-      </w:r>
-    </w:p>
-    <w:p>
-      <w:pPr>
-        <w:jc w:val="both"/>
-        <w:rPr>
-          <w:sz w:val="28"/>
-          <w:szCs w:val="28"/>
-        </w:rPr>
-      </w:pPr>
-      <w:r>
-        <w:rPr>
-          <w:sz w:val="28"/>
-          <w:szCs w:val="28"/>
-        </w:rPr>
-        <w:t>mount /dev/vdb1 /backup</w:t>
-      </w:r>
-    </w:p>
-    <w:p>
-      <w:pPr>
-        <w:jc w:val="both"/>
-        <w:rPr>
-          <w:sz w:val="28"/>
-          <w:szCs w:val="28"/>
-        </w:rPr>
-      </w:pPr>
-    </w:p>
-    <w:p>
-      <w:pPr>
-        <w:jc w:val="both"/>
-        <w:rPr>
-          <w:sz w:val="28"/>
-          <w:szCs w:val="28"/>
-        </w:rPr>
-      </w:pPr>
-      <w:r>
-        <w:rPr>
-          <w:rFonts w:ascii="Segoe UI Symbol" w:hAnsi="Segoe UI Symbol" w:cs="Segoe UI Symbol"/>
-          <w:sz w:val="28"/>
-          <w:szCs w:val="28"/>
-        </w:rPr>
-        <w:t>✅</w:t>
-      </w:r>
-      <w:r>
-        <w:rPr>
-          <w:sz w:val="28"/>
-          <w:szCs w:val="28"/>
-        </w:rPr>
         <w:t xml:space="preserve"> Bước 5: Auto mount</w:t>
       </w:r>
     </w:p>
@@ -3048,7 +3302,6 @@
           <w:sz w:val="28"/>
           <w:szCs w:val="28"/>
         </w:rPr>
-        <w:lastRenderedPageBreak/>
         <w:t>nano /etc/fstab</w:t>
       </w:r>
     </w:p>
@@ -3180,6 +3433,7 @@
           <w:sz w:val="28"/>
           <w:szCs w:val="28"/>
         </w:rPr>
+        <w:lastRenderedPageBreak/>
         <w:t>Bạn cần chuyển quyền sở hữu thư mục backup cho user hệ thống quản lý máy ảo.</w:t>
       </w:r>
     </w:p>
@@ -3398,7 +3652,6 @@
           <w:sz w:val="28"/>
           <w:szCs w:val="28"/>
         </w:rPr>
-        <w:lastRenderedPageBreak/>
         <w:t>Nhấn Ctrl + O -&gt; Enter để lưu, Ctrl + X để thoát.</w:t>
       </w:r>
     </w:p>
@@ -3578,6 +3831,7 @@
           <w:sz w:val="24"/>
           <w:szCs w:val="24"/>
         </w:rPr>
+        <w:lastRenderedPageBreak/>
         <w:t xml:space="preserve">Tìm dòng </w:t>
       </w:r>
       <w:r>
@@ -5325,7 +5579,7 @@
 </file>
 
 <file path=customXml/itemProps1.xml><?xml version="1.0" encoding="utf-8"?>
-<ds:datastoreItem xmlns:ds="http://schemas.openxmlformats.org/officeDocument/2006/customXml" ds:itemID="{8834756D-5360-4602-945D-E1BAED59ABE1}">
+<ds:datastoreItem xmlns:ds="http://schemas.openxmlformats.org/officeDocument/2006/customXml" ds:itemID="{71E722B4-2B27-4781-BC62-5828BCADBC9E}">
   <ds:schemaRefs>
     <ds:schemaRef ds:uri="http://schemas.openxmlformats.org/officeDocument/2006/bibliography"/>
   </ds:schemaRefs>
